--- a/docs/CAI-DAT-VPS.docx
+++ b/docs/CAI-DAT-VPS.docx
@@ -42,7 +42,7 @@
           <w:sz w:val="20"/>
           <w:szCs w:val="20"/>
         </w:rPr>
-        <w:t xml:space="preserve">Sinh tự động từ kho mã — bản mã nguồn 264e261, đợt Đ215, ngày 16/09/2026</w:t>
+        <w:t xml:space="preserve">Sinh tự động từ kho mã — bản mã nguồn e3960e8, đợt Đ216, ngày 16/09/2026</w:t>
       </w:r>
     </w:p>
     <w:p>
@@ -864,22 +864,88 @@
         <w:spacing w:after="120"/>
       </w:pPr>
       <w:r>
-        <w:t xml:space="preserve">Nhà cung cấp gửi cho anh địa chỉ IP, tên đăng nhập (thường là root) và mật khẩu. Từ máy của anh:</w:t>
-      </w:r>
-    </w:p>
-    <w:p>
-      <w:pPr>
-        <w:shd w:fill="F1F5F9" w:val="clear"/>
-        <w:spacing w:after="20"/>
-        <w:ind w:left="240"/>
-      </w:pPr>
-      <w:r>
-        <w:rPr>
-          <w:rFonts w:ascii="Consolas" w:cs="Consolas" w:eastAsia="Consolas" w:hAnsi="Consolas"/>
-          <w:sz w:val="19"/>
-          <w:szCs w:val="19"/>
-        </w:rPr>
-        <w:t xml:space="preserve">ssh root@&lt;địa-chỉ-IP-của-máy&gt;</w:t>
+        <w:t xml:space="preserve">Nhà cung cấp gửi cho anh địa chỉ IP và cách đăng nhập. </w:t>
+      </w:r>
+      <w:r>
+        <w:rPr>
+          <w:b/>
+          <w:bCs/>
+        </w:rPr>
+        <w:t xml:space="preserve">Có hai kiểu, và chúng khác nhau ở bước tạo người dùng bên dưới</w:t>
+      </w:r>
+      <w:r>
+        <w:t xml:space="preserve">:</w:t>
+      </w:r>
+    </w:p>
+    <w:p>
+      <w:pPr>
+        <w:pStyle w:val="ListParagraph"/>
+        <w:numPr>
+          <w:ilvl w:val="0"/>
+          <w:numId w:val="2"/>
+        </w:numPr>
+        <w:spacing w:after="60"/>
+      </w:pPr>
+      <w:r>
+        <w:t xml:space="preserve">Cho thẳng tài khoản root — thường gặp ở VPS giá rẻ trong nước.</w:t>
+      </w:r>
+    </w:p>
+    <w:p>
+      <w:pPr>
+        <w:pStyle w:val="ListParagraph"/>
+        <w:numPr>
+          <w:ilvl w:val="0"/>
+          <w:numId w:val="2"/>
+        </w:numPr>
+        <w:spacing w:after="60"/>
+      </w:pPr>
+      <w:r>
+        <w:t xml:space="preserve">Cho một tài khoản sẵn có (ubuntu, opc, debian…) có quyền sudo, và KHOÁ đăng nhập root. Oracle Cloud, AWS, Google Cloud đều thuộc nhóm này. Đây là cách làm an toàn hơn, không phải trục trặc.</w:t>
+      </w:r>
+    </w:p>
+    <w:p>
+      <w:pPr>
+        <w:shd w:fill="F1F5F9" w:val="clear"/>
+        <w:spacing w:after="20"/>
+        <w:ind w:left="240"/>
+      </w:pPr>
+      <w:r>
+        <w:rPr>
+          <w:rFonts w:ascii="Consolas" w:cs="Consolas" w:eastAsia="Consolas" w:hAnsi="Consolas"/>
+          <w:sz w:val="19"/>
+          <w:szCs w:val="19"/>
+        </w:rPr>
+        <w:t xml:space="preserve">ssh &lt;tên-đăng-nhập&gt;@&lt;địa-chỉ-IP-của-máy&gt;</w:t>
+      </w:r>
+    </w:p>
+    <w:p>
+      <w:pPr>
+        <w:shd w:fill="F1F5F9" w:val="clear"/>
+        <w:spacing w:after="20"/>
+        <w:ind w:left="240"/>
+      </w:pPr>
+      <w:r>
+        <w:rPr>
+          <w:rFonts w:ascii="Consolas" w:cs="Consolas" w:eastAsia="Consolas" w:hAnsi="Consolas"/>
+          <w:sz w:val="19"/>
+          <w:szCs w:val="19"/>
+        </w:rPr>
+        <w:t xml:space="preserve"/>
+      </w:r>
+    </w:p>
+    <w:p>
+      <w:pPr>
+        <w:shd w:fill="F1F5F9" w:val="clear"/>
+        <w:spacing w:after="20"/>
+        <w:ind w:left="240"/>
+      </w:pPr>
+      <w:r>
+        <w:rPr>
+          <w:rFonts w:ascii="Consolas" w:cs="Consolas" w:eastAsia="Consolas" w:hAnsi="Consolas"/>
+          <w:sz w:val="19"/>
+          <w:szCs w:val="19"/>
+        </w:rPr>
+        <w:t xml:space="preserve">whoami                           # xem mình đang là ai — nhớ kết quả này</w:t>
       </w:r>
     </w:p>
     <w:p>
@@ -955,7 +1021,14 @@
         <w:spacing w:after="120"/>
       </w:pPr>
       <w:r>
-        <w:t xml:space="preserve">Tiếp theo, tạo một người dùng riêng để chạy app thay vì chạy bằng root:</w:t>
+        <w:rPr>
+          <w:b/>
+          <w:bCs/>
+        </w:rPr>
+        <w:t xml:space="preserve">Nếu whoami in ra "root"</w:t>
+      </w:r>
+      <w:r>
+        <w:t xml:space="preserve"> — tạo một người dùng thường để chạy app:</w:t>
       </w:r>
     </w:p>
     <w:p>
@@ -1001,6 +1074,66 @@
           <w:szCs w:val="19"/>
         </w:rPr>
         <w:t xml:space="preserve">su - casa                        # từ đây trở đi làm bằng tài khoản này</w:t>
+      </w:r>
+    </w:p>
+    <w:p>
+      <w:pPr>
+        <w:shd w:fill="F1F5F9" w:val="clear"/>
+        <w:spacing w:after="20"/>
+        <w:ind w:left="240"/>
+      </w:pPr>
+      <w:r>
+        <w:rPr>
+          <w:rFonts w:ascii="Consolas" w:cs="Consolas" w:eastAsia="Consolas" w:hAnsi="Consolas"/>
+          <w:sz w:val="19"/>
+          <w:szCs w:val="19"/>
+        </w:rPr>
+        <w:t xml:space="preserve">whoami                           # phải in ra: casa</w:t>
+      </w:r>
+    </w:p>
+    <w:p>
+      <w:pPr>
+        <w:spacing w:after="120"/>
+      </w:pPr>
+      <w:r>
+        <w:rPr>
+          <w:b/>
+          <w:bCs/>
+        </w:rPr>
+        <w:t xml:space="preserve">Nếu whoami in ra tên khác root</w:t>
+      </w:r>
+      <w:r>
+        <w:t xml:space="preserve"> (ubuntu, opc, debian…) — </w:t>
+      </w:r>
+      <w:r>
+        <w:rPr>
+          <w:b/>
+          <w:bCs/>
+        </w:rPr>
+        <w:t xml:space="preserve">BỎ QUA phần tạo người dùng, đi thẳng sang bước 2. </w:t>
+      </w:r>
+      <w:r>
+        <w:t xml:space="preserve">Tài khoản ấy đã đúng là thứ bước này muốn tạo rồi: một người dùng thường có quyền sudo. Tạo thêm một tài khoản nữa chỉ là thêm một cái tên phải nhớ.</w:t>
+      </w:r>
+    </w:p>
+    <w:p>
+      <w:pPr>
+        <w:pBdr>
+          <w:left w:val="single" w:color="9F1239" w:sz="18"/>
+        </w:pBdr>
+        <w:spacing w:after="140"/>
+        <w:ind w:left="240"/>
+      </w:pPr>
+      <w:r>
+        <w:rPr>
+          <w:b/>
+          <w:bCs/>
+          <w:color w:val="9F1239"/>
+        </w:rPr>
+        <w:t xml:space="preserve">Lưu ý:  </w:t>
+      </w:r>
+      <w:r>
+        <w:t xml:space="preserve">Ở máy loại thứ hai, gõ `adduser casa` mà không có `sudo` sẽ báo "Only root may add a user or group to the system". Đó là máy đang làm đúng, không phải hỏng. Muốn tạo thật thì thêm sudo: `sudo adduser casa`.</w:t>
       </w:r>
     </w:p>
     <w:p>
@@ -1020,7 +1153,32 @@
         <w:t xml:space="preserve">Vì sao:  </w:t>
       </w:r>
       <w:r>
-        <w:t xml:space="preserve">App chạy bằng root thì một lỗi bất kỳ trong app cũng thành quyền root trên cả máy. Tạo người dùng riêng là việc làm một lần, mất một phút.</w:t>
+        <w:t xml:space="preserve">App chạy bằng root thì một lỗi bất kỳ trong app cũng thành quyền root trên cả máy. Điều tài liệu này cần KHÔNG phải cái tên "casa" — mà là app không chạy bằng root. Tài khoản nào cũng được, miễn không phải root.</w:t>
+      </w:r>
+    </w:p>
+    <w:p>
+      <w:pPr>
+        <w:spacing w:after="120"/>
+      </w:pPr>
+      <w:r>
+        <w:rPr>
+          <w:b/>
+          <w:bCs/>
+        </w:rPr>
+        <w:t xml:space="preserve">GHI LẠI TÊN TÀI KHOẢN NÀY. </w:t>
+      </w:r>
+      <w:r>
+        <w:t xml:space="preserve">Bước 3 và bước 7 đều cần đúng cái tên đó. Tài liệu gọi nó là </w:t>
+      </w:r>
+      <w:r>
+        <w:rPr>
+          <w:b/>
+          <w:bCs/>
+        </w:rPr>
+        <w:t xml:space="preserve">&lt;tài-khoản-chạy-app&gt;</w:t>
+      </w:r>
+      <w:r>
+        <w:t xml:space="preserve">.</w:t>
       </w:r>
     </w:p>
     <w:p>
@@ -1080,7 +1238,7 @@
         <w:t xml:space="preserve">☐   </w:t>
       </w:r>
       <w:r>
-        <w:t xml:space="preserve">Đã tạo người dùng casa và đang đăng nhập bằng nó</w:t>
+        <w:t xml:space="preserve">whoami in ra một tên KHÁC root, và đã ghi lại tên đó</w:t>
       </w:r>
     </w:p>
     <w:p>
@@ -1343,7 +1501,55 @@
           <w:sz w:val="19"/>
           <w:szCs w:val="19"/>
         </w:rPr>
-        <w:t xml:space="preserve">sudo chown -R casa:casa /var/lib/casa-mamnon</w:t>
+        <w:t xml:space="preserve">sudo chown -R "$USER":"$USER" /var/lib/casa-mamnon</w:t>
+      </w:r>
+    </w:p>
+    <w:p>
+      <w:pPr>
+        <w:shd w:fill="F1F5F9" w:val="clear"/>
+        <w:spacing w:after="20"/>
+        <w:ind w:left="240"/>
+      </w:pPr>
+      <w:r>
+        <w:rPr>
+          <w:rFonts w:ascii="Consolas" w:cs="Consolas" w:eastAsia="Consolas" w:hAnsi="Consolas"/>
+          <w:sz w:val="19"/>
+          <w:szCs w:val="19"/>
+        </w:rPr>
+        <w:t xml:space="preserve"/>
+      </w:r>
+    </w:p>
+    <w:p>
+      <w:pPr>
+        <w:shd w:fill="F1F5F9" w:val="clear"/>
+        <w:spacing w:after="20"/>
+        <w:ind w:left="240"/>
+      </w:pPr>
+      <w:r>
+        <w:rPr>
+          <w:rFonts w:ascii="Consolas" w:cs="Consolas" w:eastAsia="Consolas" w:hAnsi="Consolas"/>
+          <w:sz w:val="19"/>
+          <w:szCs w:val="19"/>
+        </w:rPr>
+        <w:t xml:space="preserve">ls -ld /var/lib/casa-mamnon      # cột chủ sở hữu phải là tài khoản của anh</w:t>
+      </w:r>
+    </w:p>
+    <w:p>
+      <w:pPr>
+        <w:spacing w:after="120"/>
+      </w:pPr>
+      <w:r>
+        <w:t xml:space="preserve">`$USER` ở đây là </w:t>
+      </w:r>
+      <w:r>
+        <w:rPr>
+          <w:b/>
+          <w:bCs/>
+        </w:rPr>
+        <w:t xml:space="preserve">chính tài khoản anh đang đăng nhập</w:t>
+      </w:r>
+      <w:r>
+        <w:t xml:space="preserve"> — không cần gõ tên vào, máy tự điền. Nhờ vậy lệnh này đúng cho cả máy dùng root lẫn máy dùng ubuntu/opc.</w:t>
       </w:r>
     </w:p>
     <w:p>
@@ -1577,7 +1783,7 @@
           <w:sz w:val="19"/>
           <w:szCs w:val="19"/>
         </w:rPr>
-        <w:t xml:space="preserve"># Phải thấy số đợt khớp với bản anh đang chờ. Bản sinh tài liệu này là đợt Đ215.</w:t>
+        <w:t xml:space="preserve"># Phải thấy số đợt khớp với bản anh đang chờ. Bản sinh tài liệu này là đợt Đ216.</w:t>
       </w:r>
     </w:p>
     <w:p>
@@ -1597,7 +1803,7 @@
         <w:t xml:space="preserve">Lưu ý:  </w:t>
       </w:r>
       <w:r>
-        <w:t xml:space="preserve">Tại thời điểm sinh tài liệu này, nhánh đang làm việc là "claude/code-review-optimization-at4jzk" và đợt mới nhất là Đ215. Hai giá trị đó ĐỔI THEO THỜI GIAN — luôn chạy hai lệnh kiểm ở trên thay vì tin con số in ở đây.</w:t>
+        <w:t xml:space="preserve">Tại thời điểm sinh tài liệu này, nhánh đang làm việc là "claude/code-review-optimization-at4jzk" và đợt mới nhất là Đ216. Hai giá trị đó ĐỔI THEO THỜI GIAN — luôn chạy hai lệnh kiểm ở trên thay vì tin con số in ở đây.</w:t>
       </w:r>
     </w:p>
     <w:p>
@@ -1948,6 +2154,54 @@
     </w:p>
     <w:p>
       <w:pPr>
+        <w:pBdr>
+          <w:left w:val="single" w:color="9F1239" w:sz="18"/>
+        </w:pBdr>
+        <w:spacing w:after="140"/>
+        <w:ind w:left="240"/>
+      </w:pPr>
+      <w:r>
+        <w:rPr>
+          <w:b/>
+          <w:bCs/>
+          <w:color w:val="9F1239"/>
+        </w:rPr>
+        <w:t xml:space="preserve">Lưu ý:  </w:t>
+      </w:r>
+      <w:r>
+        <w:t xml:space="preserve">Dòng User= bên dưới phải mang ĐÚNG tên tài khoản ghi lại ở bước 1 (casa, ubuntu, opc…). Ghi sai tên thì dịch vụ không bật được, và câu báo lỗi của systemd không nói thẳng ra là do tên người dùng.</w:t>
+      </w:r>
+    </w:p>
+    <w:p>
+      <w:pPr>
+        <w:spacing w:after="120"/>
+      </w:pPr>
+      <w:r>
+        <w:t xml:space="preserve">Muốn khỏi gõ tay, để máy tự điền tên tài khoản bằng cách thay dòng </w:t>
+      </w:r>
+      <w:r>
+        <w:rPr>
+          <w:b/>
+          <w:bCs/>
+        </w:rPr>
+        <w:t xml:space="preserve">User=&lt;tài-khoản-chạy-app&gt;</w:t>
+      </w:r>
+      <w:r>
+        <w:t xml:space="preserve"> thành </w:t>
+      </w:r>
+      <w:r>
+        <w:rPr>
+          <w:b/>
+          <w:bCs/>
+        </w:rPr>
+        <w:t xml:space="preserve">User=$USER</w:t>
+      </w:r>
+      <w:r>
+        <w:t xml:space="preserve"> — nhưng phải bỏ dấu nháy quanh UNIT ở dòng đầu (viết &lt;&lt;UNIT thay vì &lt;&lt;'UNIT'), nếu không shell sẽ không thay. Gõ tay tên cho chắc thì an toàn hơn.</w:t>
+      </w:r>
+    </w:p>
+    <w:p>
+      <w:pPr>
         <w:shd w:fill="F1F5F9" w:val="clear"/>
         <w:spacing w:after="20"/>
         <w:ind w:left="240"/>
@@ -2063,7 +2317,7 @@
           <w:sz w:val="19"/>
           <w:szCs w:val="19"/>
         </w:rPr>
-        <w:t xml:space="preserve">User=casa</w:t>
+        <w:t xml:space="preserve">User=&lt;tài-khoản-chạy-app&gt;</w:t>
       </w:r>
     </w:p>
     <w:p>
@@ -2386,6 +2640,22 @@
           <w:color w:val="1E3A8A"/>
         </w:rPr>
         <w:t xml:space="preserve">Bảng kiểm bước 7</w:t>
+      </w:r>
+    </w:p>
+    <w:p>
+      <w:pPr>
+        <w:spacing w:after="60"/>
+        <w:ind w:left="240"/>
+      </w:pPr>
+      <w:r>
+        <w:rPr>
+          <w:b/>
+          <w:bCs/>
+        </w:rPr>
+        <w:t xml:space="preserve">☐   </w:t>
+      </w:r>
+      <w:r>
+        <w:t xml:space="preserve">Dòng User= trong tệp service mang đúng tên tài khoản của bước 1</w:t>
       </w:r>
     </w:p>
     <w:p>
@@ -4491,6 +4761,122 @@
                 <w:sz w:val="20"/>
                 <w:szCs w:val="20"/>
               </w:rPr>
+              <w:t xml:space="preserve">adduser báo "Only root may add a user"</w:t>
+            </w:r>
+          </w:p>
+        </w:tc>
+        <w:tc>
+          <w:tcPr>
+            <w:tcW w:type="dxa" w:w="6238"/>
+            <w:tcBorders>
+              <w:top w:val="single" w:color="CBD5E1" w:sz="4"/>
+              <w:left w:val="single" w:color="CBD5E1" w:sz="4"/>
+              <w:bottom w:val="single" w:color="CBD5E1" w:sz="4"/>
+              <w:right w:val="single" w:color="CBD5E1" w:sz="4"/>
+            </w:tcBorders>
+            <w:tcMar>
+              <w:top w:type="dxa" w:w="60"/>
+              <w:left w:type="dxa" w:w="100"/>
+              <w:bottom w:type="dxa" w:w="60"/>
+              <w:right w:type="dxa" w:w="100"/>
+            </w:tcMar>
+          </w:tcPr>
+          <w:p>
+            <w:r>
+              <w:rPr>
+                <w:b w:val="false"/>
+                <w:bCs w:val="false"/>
+                <w:sz w:val="20"/>
+                <w:szCs w:val="20"/>
+              </w:rPr>
+              <w:t xml:space="preserve">Máy cho đăng nhập bằng tài khoản thường (ubuntu, opc…) chứ không phải root — đó là máy làm ĐÚNG. Dùng luôn tài khoản đó, bỏ qua phần tạo người dùng ở bước 1. Muốn tạo thật thì thêm sudo.</w:t>
+            </w:r>
+          </w:p>
+        </w:tc>
+      </w:tr>
+      <w:tr>
+        <w:tc>
+          <w:tcPr>
+            <w:tcW w:type="dxa" w:w="3400"/>
+            <w:tcBorders>
+              <w:top w:val="single" w:color="CBD5E1" w:sz="4"/>
+              <w:left w:val="single" w:color="CBD5E1" w:sz="4"/>
+              <w:bottom w:val="single" w:color="CBD5E1" w:sz="4"/>
+              <w:right w:val="single" w:color="CBD5E1" w:sz="4"/>
+            </w:tcBorders>
+            <w:tcMar>
+              <w:top w:type="dxa" w:w="60"/>
+              <w:left w:type="dxa" w:w="100"/>
+              <w:bottom w:type="dxa" w:w="60"/>
+              <w:right w:type="dxa" w:w="100"/>
+            </w:tcMar>
+          </w:tcPr>
+          <w:p>
+            <w:r>
+              <w:rPr>
+                <w:b w:val="false"/>
+                <w:bCs w:val="false"/>
+                <w:sz w:val="20"/>
+                <w:szCs w:val="20"/>
+              </w:rPr>
+              <w:t xml:space="preserve">Dịch vụ không bật được sau khi dựng systemd</w:t>
+            </w:r>
+          </w:p>
+        </w:tc>
+        <w:tc>
+          <w:tcPr>
+            <w:tcW w:type="dxa" w:w="6238"/>
+            <w:tcBorders>
+              <w:top w:val="single" w:color="CBD5E1" w:sz="4"/>
+              <w:left w:val="single" w:color="CBD5E1" w:sz="4"/>
+              <w:bottom w:val="single" w:color="CBD5E1" w:sz="4"/>
+              <w:right w:val="single" w:color="CBD5E1" w:sz="4"/>
+            </w:tcBorders>
+            <w:tcMar>
+              <w:top w:type="dxa" w:w="60"/>
+              <w:left w:type="dxa" w:w="100"/>
+              <w:bottom w:type="dxa" w:w="60"/>
+              <w:right w:type="dxa" w:w="100"/>
+            </w:tcMar>
+          </w:tcPr>
+          <w:p>
+            <w:r>
+              <w:rPr>
+                <w:b w:val="false"/>
+                <w:bCs w:val="false"/>
+                <w:sz w:val="20"/>
+                <w:szCs w:val="20"/>
+              </w:rPr>
+              <w:t xml:space="preserve">journalctl -u casa-mamnon -n 50. Hay gặp nhất: dòng User= trong tệp service không khớp tài khoản có thật trên máy (bước 7).</w:t>
+            </w:r>
+          </w:p>
+        </w:tc>
+      </w:tr>
+      <w:tr>
+        <w:tc>
+          <w:tcPr>
+            <w:tcW w:type="dxa" w:w="3400"/>
+            <w:tcBorders>
+              <w:top w:val="single" w:color="CBD5E1" w:sz="4"/>
+              <w:left w:val="single" w:color="CBD5E1" w:sz="4"/>
+              <w:bottom w:val="single" w:color="CBD5E1" w:sz="4"/>
+              <w:right w:val="single" w:color="CBD5E1" w:sz="4"/>
+            </w:tcBorders>
+            <w:tcMar>
+              <w:top w:type="dxa" w:w="60"/>
+              <w:left w:type="dxa" w:w="100"/>
+              <w:bottom w:type="dxa" w:w="60"/>
+              <w:right w:type="dxa" w:w="100"/>
+            </w:tcMar>
+          </w:tcPr>
+          <w:p>
+            <w:r>
+              <w:rPr>
+                <w:b w:val="false"/>
+                <w:bCs w:val="false"/>
+                <w:sz w:val="20"/>
+                <w:szCs w:val="20"/>
+              </w:rPr>
               <w:t xml:space="preserve">Phụ huynh quên mật khẩu</w:t>
             </w:r>
           </w:p>
@@ -5680,6 +6066,12 @@
   </w:abstractNum>
   <w:num w:numId="1">
     <w:abstractNumId w:val="1"/>
+    <w:lvlOverride w:ilvl="0">
+      <w:startOverride w:val="1"/>
+    </w:lvlOverride>
+  </w:num>
+  <w:num w:numId="2">
+    <w:abstractNumId w:val="2"/>
     <w:lvlOverride w:ilvl="0">
       <w:startOverride w:val="1"/>
     </w:lvlOverride>

--- a/docs/CAI-DAT-VPS.docx
+++ b/docs/CAI-DAT-VPS.docx
@@ -42,7 +42,7 @@
           <w:sz w:val="20"/>
           <w:szCs w:val="20"/>
         </w:rPr>
-        <w:t xml:space="preserve">Sinh tự động từ kho mã — bản mã nguồn e3960e8, đợt Đ216, ngày 16/09/2026</w:t>
+        <w:t xml:space="preserve">Sinh tự động từ kho mã — bản mã nguồn 1061e33, đợt Đ217, ngày 16/09/2026</w:t>
       </w:r>
     </w:p>
     <w:p>
@@ -978,7 +978,7 @@
           <w:sz w:val="19"/>
           <w:szCs w:val="19"/>
         </w:rPr>
-        <w:t xml:space="preserve">timedatectl set-timezone Asia/Ho_Chi_Minh</w:t>
+        <w:t xml:space="preserve">sudo timedatectl set-timezone Asia/Ho_Chi_Minh</w:t>
       </w:r>
     </w:p>
     <w:p>
@@ -994,6 +994,14 @@
           <w:szCs w:val="19"/>
         </w:rPr>
         <w:t xml:space="preserve">timedatectl                      # phải thấy "Asia/Ho_Chi_Minh (+07)"</w:t>
+      </w:r>
+    </w:p>
+    <w:p>
+      <w:pPr>
+        <w:spacing w:after="120"/>
+      </w:pPr>
+      <w:r>
+        <w:t xml:space="preserve">Dùng `sudo` kể cả khi đang là root — thừa một chữ thì không sao, thiếu thì lệnh bị từ chối. Lệnh `timedatectl` không có `set-timezone` chỉ để XEM nên không cần quyền gì.</w:t>
       </w:r>
     </w:p>
     <w:p>
@@ -1700,6 +1708,96 @@
           <w:sz w:val="19"/>
           <w:szCs w:val="19"/>
         </w:rPr>
+        <w:t xml:space="preserve"># /opt thuộc về root, nên dọn chỗ và trao quyền TRƯỚC khi clone.</w:t>
+      </w:r>
+    </w:p>
+    <w:p>
+      <w:pPr>
+        <w:shd w:fill="F1F5F9" w:val="clear"/>
+        <w:spacing w:after="20"/>
+        <w:ind w:left="240"/>
+      </w:pPr>
+      <w:r>
+        <w:rPr>
+          <w:rFonts w:ascii="Consolas" w:cs="Consolas" w:eastAsia="Consolas" w:hAnsi="Consolas"/>
+          <w:sz w:val="19"/>
+          <w:szCs w:val="19"/>
+        </w:rPr>
+        <w:t xml:space="preserve"># Thiếu hai dòng này thì git báo "Permission denied" hoặc</w:t>
+      </w:r>
+    </w:p>
+    <w:p>
+      <w:pPr>
+        <w:shd w:fill="F1F5F9" w:val="clear"/>
+        <w:spacing w:after="20"/>
+        <w:ind w:left="240"/>
+      </w:pPr>
+      <w:r>
+        <w:rPr>
+          <w:rFonts w:ascii="Consolas" w:cs="Consolas" w:eastAsia="Consolas" w:hAnsi="Consolas"/>
+          <w:sz w:val="19"/>
+          <w:szCs w:val="19"/>
+        </w:rPr>
+        <w:t xml:space="preserve"># "could not create leading directories".</w:t>
+      </w:r>
+    </w:p>
+    <w:p>
+      <w:pPr>
+        <w:shd w:fill="F1F5F9" w:val="clear"/>
+        <w:spacing w:after="20"/>
+        <w:ind w:left="240"/>
+      </w:pPr>
+      <w:r>
+        <w:rPr>
+          <w:rFonts w:ascii="Consolas" w:cs="Consolas" w:eastAsia="Consolas" w:hAnsi="Consolas"/>
+          <w:sz w:val="19"/>
+          <w:szCs w:val="19"/>
+        </w:rPr>
+        <w:t xml:space="preserve">sudo mkdir -p /opt/casa-mamnon</w:t>
+      </w:r>
+    </w:p>
+    <w:p>
+      <w:pPr>
+        <w:shd w:fill="F1F5F9" w:val="clear"/>
+        <w:spacing w:after="20"/>
+        <w:ind w:left="240"/>
+      </w:pPr>
+      <w:r>
+        <w:rPr>
+          <w:rFonts w:ascii="Consolas" w:cs="Consolas" w:eastAsia="Consolas" w:hAnsi="Consolas"/>
+          <w:sz w:val="19"/>
+          <w:szCs w:val="19"/>
+        </w:rPr>
+        <w:t xml:space="preserve">sudo chown "$USER":"$USER" /opt/casa-mamnon</w:t>
+      </w:r>
+    </w:p>
+    <w:p>
+      <w:pPr>
+        <w:shd w:fill="F1F5F9" w:val="clear"/>
+        <w:spacing w:after="20"/>
+        <w:ind w:left="240"/>
+      </w:pPr>
+      <w:r>
+        <w:rPr>
+          <w:rFonts w:ascii="Consolas" w:cs="Consolas" w:eastAsia="Consolas" w:hAnsi="Consolas"/>
+          <w:sz w:val="19"/>
+          <w:szCs w:val="19"/>
+        </w:rPr>
+        <w:t xml:space="preserve"/>
+      </w:r>
+    </w:p>
+    <w:p>
+      <w:pPr>
+        <w:shd w:fill="F1F5F9" w:val="clear"/>
+        <w:spacing w:after="20"/>
+        <w:ind w:left="240"/>
+      </w:pPr>
+      <w:r>
+        <w:rPr>
+          <w:rFonts w:ascii="Consolas" w:cs="Consolas" w:eastAsia="Consolas" w:hAnsi="Consolas"/>
+          <w:sz w:val="19"/>
+          <w:szCs w:val="19"/>
+        </w:rPr>
         <w:t xml:space="preserve"># Lấy mã về — thay &lt;nhánh&gt; bằng nhánh đang dùng thật</w:t>
       </w:r>
     </w:p>
@@ -1715,7 +1813,7 @@
           <w:sz w:val="19"/>
           <w:szCs w:val="19"/>
         </w:rPr>
-        <w:t xml:space="preserve">git clone -b &lt;nhánh&gt; &lt;đường-dẫn-kho-mã&gt; /opt/casa-mamnon</w:t>
+        <w:t xml:space="preserve"># Dấu chấm cuối là "clone vào đúng thư mục đang đứng", vì thư mục đã có sẵn.</w:t>
       </w:r>
     </w:p>
     <w:p>
@@ -1745,11 +1843,46 @@
           <w:sz w:val="19"/>
           <w:szCs w:val="19"/>
         </w:rPr>
+        <w:t xml:space="preserve">git clone -b &lt;nhánh&gt; &lt;đường-dẫn-kho-mã&gt; .</w:t>
+      </w:r>
+    </w:p>
+    <w:p>
+      <w:pPr>
+        <w:shd w:fill="F1F5F9" w:val="clear"/>
+        <w:spacing w:after="20"/>
+        <w:ind w:left="240"/>
+      </w:pPr>
+      <w:r>
+        <w:rPr>
+          <w:rFonts w:ascii="Consolas" w:cs="Consolas" w:eastAsia="Consolas" w:hAnsi="Consolas"/>
+          <w:sz w:val="19"/>
+          <w:szCs w:val="19"/>
+        </w:rPr>
         <w:t xml:space="preserve">npm ci --omit=dev</w:t>
       </w:r>
     </w:p>
     <w:p>
       <w:pPr>
+        <w:pBdr>
+          <w:left w:val="single" w:color="166534" w:sz="18"/>
+        </w:pBdr>
+        <w:spacing w:after="140"/>
+        <w:ind w:left="240"/>
+      </w:pPr>
+      <w:r>
+        <w:rPr>
+          <w:b/>
+          <w:bCs/>
+          <w:color w:val="166534"/>
+        </w:rPr>
+        <w:t xml:space="preserve">Vì sao:  </w:t>
+      </w:r>
+      <w:r>
+        <w:t xml:space="preserve">Clone vào /opt chứ không vào thư mục nhà (/home/ubuntu) là để app không biến mất nếu về sau ai đó xoá tài khoản người dùng ấy. Nhưng /opt thuộc root, nên phải trao quyền cho tài khoản chạy app trước — nếu không thì mọi lần `git pull` sau này cũng phải gõ sudo, và một thư mục mã do root sở hữu mà dịch vụ chạy bằng tài khoản thường là chỗ sinh lỗi quyền khó đọc.</w:t>
+      </w:r>
+    </w:p>
+    <w:p>
+      <w:pPr>
         <w:spacing w:after="120"/>
       </w:pPr>
       <w:r>
@@ -1783,7 +1916,7 @@
           <w:sz w:val="19"/>
           <w:szCs w:val="19"/>
         </w:rPr>
-        <w:t xml:space="preserve"># Phải thấy số đợt khớp với bản anh đang chờ. Bản sinh tài liệu này là đợt Đ216.</w:t>
+        <w:t xml:space="preserve"># Phải thấy số đợt khớp với bản anh đang chờ. Bản sinh tài liệu này là đợt Đ217.</w:t>
       </w:r>
     </w:p>
     <w:p>
@@ -1803,7 +1936,7 @@
         <w:t xml:space="preserve">Lưu ý:  </w:t>
       </w:r>
       <w:r>
-        <w:t xml:space="preserve">Tại thời điểm sinh tài liệu này, nhánh đang làm việc là "claude/code-review-optimization-at4jzk" và đợt mới nhất là Đ216. Hai giá trị đó ĐỔI THEO THỜI GIAN — luôn chạy hai lệnh kiểm ở trên thay vì tin con số in ở đây.</w:t>
+        <w:t xml:space="preserve">Tại thời điểm sinh tài liệu này, nhánh đang làm việc là "claude/code-review-optimization-at4jzk" và đợt mới nhất là Đ217. Hai giá trị đó ĐỔI THEO THỜI GIAN — luôn chạy hai lệnh kiểm ở trên thay vì tin con số in ở đây.</w:t>
       </w:r>
     </w:p>
     <w:p>
@@ -4104,22 +4237,52 @@
           <w:sz w:val="19"/>
           <w:szCs w:val="19"/>
         </w:rPr>
-        <w:t xml:space="preserve"># 2. Lấy mã mới</w:t>
-      </w:r>
-    </w:p>
-    <w:p>
-      <w:pPr>
-        <w:shd w:fill="F1F5F9" w:val="clear"/>
-        <w:spacing w:after="20"/>
-        <w:ind w:left="240"/>
-      </w:pPr>
-      <w:r>
-        <w:rPr>
-          <w:rFonts w:ascii="Consolas" w:cs="Consolas" w:eastAsia="Consolas" w:hAnsi="Consolas"/>
-          <w:sz w:val="19"/>
-          <w:szCs w:val="19"/>
-        </w:rPr>
-        <w:t xml:space="preserve">git pull</w:t>
+        <w:t xml:space="preserve"># 2. Lấy mã mới — KHÔNG gõ sudo. Bước 4 đã trao quyền thư mục cho</w:t>
+      </w:r>
+    </w:p>
+    <w:p>
+      <w:pPr>
+        <w:shd w:fill="F1F5F9" w:val="clear"/>
+        <w:spacing w:after="20"/>
+        <w:ind w:left="240"/>
+      </w:pPr>
+      <w:r>
+        <w:rPr>
+          <w:rFonts w:ascii="Consolas" w:cs="Consolas" w:eastAsia="Consolas" w:hAnsi="Consolas"/>
+          <w:sz w:val="19"/>
+          <w:szCs w:val="19"/>
+        </w:rPr>
+        <w:t xml:space="preserve">#    tài khoản chạy app, nên pull bằng sudo là tạo ra tệp thuộc root</w:t>
+      </w:r>
+    </w:p>
+    <w:p>
+      <w:pPr>
+        <w:shd w:fill="F1F5F9" w:val="clear"/>
+        <w:spacing w:after="20"/>
+        <w:ind w:left="240"/>
+      </w:pPr>
+      <w:r>
+        <w:rPr>
+          <w:rFonts w:ascii="Consolas" w:cs="Consolas" w:eastAsia="Consolas" w:hAnsi="Consolas"/>
+          <w:sz w:val="19"/>
+          <w:szCs w:val="19"/>
+        </w:rPr>
+        <w:t xml:space="preserve">#    ngay giữa thư mục mã, và lần pull sau sẽ báo lỗi quyền.</w:t>
+      </w:r>
+    </w:p>
+    <w:p>
+      <w:pPr>
+        <w:shd w:fill="F1F5F9" w:val="clear"/>
+        <w:spacing w:after="20"/>
+        <w:ind w:left="240"/>
+      </w:pPr>
+      <w:r>
+        <w:rPr>
+          <w:rFonts w:ascii="Consolas" w:cs="Consolas" w:eastAsia="Consolas" w:hAnsi="Consolas"/>
+          <w:sz w:val="19"/>
+          <w:szCs w:val="19"/>
+        </w:rPr>
+        <w:t xml:space="preserve">cd /opt/casa-mamnon &amp;&amp; git pull</w:t>
       </w:r>
     </w:p>
     <w:p>
@@ -4732,6 +4895,64 @@
                 <w:szCs w:val="20"/>
               </w:rPr>
               <w:t xml:space="preserve">Chưa làm bước 1. Đặt múi giờ rồi khởi động lại dịch vụ.</w:t>
+            </w:r>
+          </w:p>
+        </w:tc>
+      </w:tr>
+      <w:tr>
+        <w:tc>
+          <w:tcPr>
+            <w:tcW w:type="dxa" w:w="3400"/>
+            <w:tcBorders>
+              <w:top w:val="single" w:color="CBD5E1" w:sz="4"/>
+              <w:left w:val="single" w:color="CBD5E1" w:sz="4"/>
+              <w:bottom w:val="single" w:color="CBD5E1" w:sz="4"/>
+              <w:right w:val="single" w:color="CBD5E1" w:sz="4"/>
+            </w:tcBorders>
+            <w:tcMar>
+              <w:top w:type="dxa" w:w="60"/>
+              <w:left w:type="dxa" w:w="100"/>
+              <w:bottom w:type="dxa" w:w="60"/>
+              <w:right w:type="dxa" w:w="100"/>
+            </w:tcMar>
+          </w:tcPr>
+          <w:p>
+            <w:r>
+              <w:rPr>
+                <w:b w:val="false"/>
+                <w:bCs w:val="false"/>
+                <w:sz w:val="20"/>
+                <w:szCs w:val="20"/>
+              </w:rPr>
+              <w:t xml:space="preserve">git clone báo Permission denied vào /opt</w:t>
+            </w:r>
+          </w:p>
+        </w:tc>
+        <w:tc>
+          <w:tcPr>
+            <w:tcW w:type="dxa" w:w="6238"/>
+            <w:tcBorders>
+              <w:top w:val="single" w:color="CBD5E1" w:sz="4"/>
+              <w:left w:val="single" w:color="CBD5E1" w:sz="4"/>
+              <w:bottom w:val="single" w:color="CBD5E1" w:sz="4"/>
+              <w:right w:val="single" w:color="CBD5E1" w:sz="4"/>
+            </w:tcBorders>
+            <w:tcMar>
+              <w:top w:type="dxa" w:w="60"/>
+              <w:left w:type="dxa" w:w="100"/>
+              <w:bottom w:type="dxa" w:w="60"/>
+              <w:right w:type="dxa" w:w="100"/>
+            </w:tcMar>
+          </w:tcPr>
+          <w:p>
+            <w:r>
+              <w:rPr>
+                <w:b w:val="false"/>
+                <w:bCs w:val="false"/>
+                <w:sz w:val="20"/>
+                <w:szCs w:val="20"/>
+              </w:rPr>
+              <w:t xml:space="preserve">Chưa chạy hai dòng sudo mkdir + sudo chown ở đầu bước 4. /opt thuộc root.</w:t>
             </w:r>
           </w:p>
         </w:tc>

--- a/docs/CAI-DAT-VPS.docx
+++ b/docs/CAI-DAT-VPS.docx
@@ -42,7 +42,7 @@
           <w:sz w:val="20"/>
           <w:szCs w:val="20"/>
         </w:rPr>
-        <w:t xml:space="preserve">Sinh tự động từ kho mã — bản mã nguồn 1061e33, đợt Đ217, ngày 16/09/2026</w:t>
+        <w:t xml:space="preserve">Sinh tự động từ kho mã — bản mã nguồn 53bc9fc, đợt Đ217, ngày 16/09/2026</w:t>
       </w:r>
     </w:p>
     <w:p>
@@ -1539,7 +1539,195 @@
           <w:sz w:val="19"/>
           <w:szCs w:val="19"/>
         </w:rPr>
+        <w:t xml:space="preserve"/>
+      </w:r>
+    </w:p>
+    <w:p>
+      <w:pPr>
+        <w:shd w:fill="F1F5F9" w:val="clear"/>
+        <w:spacing w:after="20"/>
+        <w:ind w:left="240"/>
+      </w:pPr>
+      <w:r>
+        <w:rPr>
+          <w:rFonts w:ascii="Consolas" w:cs="Consolas" w:eastAsia="Consolas" w:hAnsi="Consolas"/>
+          <w:sz w:val="19"/>
+          <w:szCs w:val="19"/>
+        </w:rPr>
+        <w:t xml:space="preserve"># HAI phép kiểm, không phải một:</w:t>
+      </w:r>
+    </w:p>
+    <w:p>
+      <w:pPr>
+        <w:shd w:fill="F1F5F9" w:val="clear"/>
+        <w:spacing w:after="20"/>
+        <w:ind w:left="240"/>
+      </w:pPr>
+      <w:r>
+        <w:rPr>
+          <w:rFonts w:ascii="Consolas" w:cs="Consolas" w:eastAsia="Consolas" w:hAnsi="Consolas"/>
+          <w:sz w:val="19"/>
+          <w:szCs w:val="19"/>
+        </w:rPr>
         <w:t xml:space="preserve">ls -ld /var/lib/casa-mamnon      # cột chủ sở hữu phải là tài khoản của anh</w:t>
+      </w:r>
+    </w:p>
+    <w:p>
+      <w:pPr>
+        <w:shd w:fill="F1F5F9" w:val="clear"/>
+        <w:spacing w:after="20"/>
+        <w:ind w:left="240"/>
+      </w:pPr>
+      <w:r>
+        <w:rPr>
+          <w:rFonts w:ascii="Consolas" w:cs="Consolas" w:eastAsia="Consolas" w:hAnsi="Consolas"/>
+          <w:sz w:val="19"/>
+          <w:szCs w:val="19"/>
+        </w:rPr>
+        <w:t xml:space="preserve">ls -la /var/lib/casa-mamnon      # và BÊN TRONG phải trống</w:t>
+      </w:r>
+    </w:p>
+    <w:p>
+      <w:pPr>
+        <w:pBdr>
+          <w:left w:val="single" w:color="9F1239" w:sz="18"/>
+        </w:pBdr>
+        <w:spacing w:after="140"/>
+        <w:ind w:left="240"/>
+      </w:pPr>
+      <w:r>
+        <w:rPr>
+          <w:b/>
+          <w:bCs/>
+          <w:color w:val="9F1239"/>
+        </w:rPr>
+        <w:t xml:space="preserve">Lưu ý:  </w:t>
+      </w:r>
+      <w:r>
+        <w:t xml:space="preserve">`sudo mkdir -p` KHÔNG báo lỗi khi thư mục đã tồn tại — nó im lặng bỏ qua. Nên nếu máy này từng được cài thử, dữ liệu của lần trước vẫn nằm nguyên trong đó và không có gì báo cho anh biết. Dấu hiệu đọc được ngay ở dòng `ls -ld`: cột thứ hai là 2 cộng số thư mục con, nên thư mục mới tinh phải là 2 — ra 4 hay hơn là bên trong đã có thứ gì đó. Ngày giờ ở cuối dòng cũng vậy: không phải hôm nay thì thư mục không phải vừa tạo.</w:t>
+      </w:r>
+    </w:p>
+    <w:p>
+      <w:pPr>
+        <w:spacing w:after="120"/>
+      </w:pPr>
+      <w:r>
+        <w:rPr>
+          <w:b/>
+          <w:bCs/>
+        </w:rPr>
+        <w:t xml:space="preserve">Thấy có school.db, uploads/ hay backups/ bên trong thì DỪNG, đừng đi tiếp. </w:t>
+      </w:r>
+      <w:r>
+        <w:t xml:space="preserve">Hai bước sau đổi hẳn ý nghĩa: `create-admin` ở bước 5 sẽ THÊM một tài khoản vào sổ cũ chứ không tạo mới từ đầu; và chốt chặn NODE_ENV=production chỉ dừng máy chủ khi cơ sở dữ liệu TRỐNG, nên có dữ liệu cũ là app bật lên chạy bằng dữ liệu lần thử trước mà không có gì báo.</w:t>
+      </w:r>
+    </w:p>
+    <w:p>
+      <w:pPr>
+        <w:spacing w:after="120"/>
+      </w:pPr>
+      <w:r>
+        <w:t xml:space="preserve">Muốn giữ lần cài cũ thì bỏ qua bước 5 và đăng nhập bằng tài khoản cũ. Muốn làm lại từ đầu thì dọn đi — nhưng </w:t>
+      </w:r>
+      <w:r>
+        <w:rPr>
+          <w:b/>
+          <w:bCs/>
+        </w:rPr>
+        <w:t xml:space="preserve">sao lưu trước đã</w:t>
+      </w:r>
+      <w:r>
+        <w:t xml:space="preserve">, kể cả khi nghĩ trong đó chỉ có dữ liệu thử:</w:t>
+      </w:r>
+    </w:p>
+    <w:p>
+      <w:pPr>
+        <w:shd w:fill="F1F5F9" w:val="clear"/>
+        <w:spacing w:after="20"/>
+        <w:ind w:left="240"/>
+      </w:pPr>
+      <w:r>
+        <w:rPr>
+          <w:rFonts w:ascii="Consolas" w:cs="Consolas" w:eastAsia="Consolas" w:hAnsi="Consolas"/>
+          <w:sz w:val="19"/>
+          <w:szCs w:val="19"/>
+        </w:rPr>
+        <w:t xml:space="preserve"># Cất lần cài cũ sang một bên thay vì xoá — đổi tên là việc lấy lại được,</w:t>
+      </w:r>
+    </w:p>
+    <w:p>
+      <w:pPr>
+        <w:shd w:fill="F1F5F9" w:val="clear"/>
+        <w:spacing w:after="20"/>
+        <w:ind w:left="240"/>
+      </w:pPr>
+      <w:r>
+        <w:rPr>
+          <w:rFonts w:ascii="Consolas" w:cs="Consolas" w:eastAsia="Consolas" w:hAnsi="Consolas"/>
+          <w:sz w:val="19"/>
+          <w:szCs w:val="19"/>
+        </w:rPr>
+        <w:t xml:space="preserve"># xoá thì không. Ổ đĩa thừa vài trăm MB không đáng để đánh đổi.</w:t>
+      </w:r>
+    </w:p>
+    <w:p>
+      <w:pPr>
+        <w:shd w:fill="F1F5F9" w:val="clear"/>
+        <w:spacing w:after="20"/>
+        <w:ind w:left="240"/>
+      </w:pPr>
+      <w:r>
+        <w:rPr>
+          <w:rFonts w:ascii="Consolas" w:cs="Consolas" w:eastAsia="Consolas" w:hAnsi="Consolas"/>
+          <w:sz w:val="19"/>
+          <w:szCs w:val="19"/>
+        </w:rPr>
+        <w:t xml:space="preserve">sudo mv /var/lib/casa-mamnon /var/lib/casa-mamnon.cu-$(date +%F)</w:t>
+      </w:r>
+    </w:p>
+    <w:p>
+      <w:pPr>
+        <w:shd w:fill="F1F5F9" w:val="clear"/>
+        <w:spacing w:after="20"/>
+        <w:ind w:left="240"/>
+      </w:pPr>
+      <w:r>
+        <w:rPr>
+          <w:rFonts w:ascii="Consolas" w:cs="Consolas" w:eastAsia="Consolas" w:hAnsi="Consolas"/>
+          <w:sz w:val="19"/>
+          <w:szCs w:val="19"/>
+        </w:rPr>
+        <w:t xml:space="preserve">sudo mkdir -p /var/lib/casa-mamnon</w:t>
+      </w:r>
+    </w:p>
+    <w:p>
+      <w:pPr>
+        <w:shd w:fill="F1F5F9" w:val="clear"/>
+        <w:spacing w:after="20"/>
+        <w:ind w:left="240"/>
+      </w:pPr>
+      <w:r>
+        <w:rPr>
+          <w:rFonts w:ascii="Consolas" w:cs="Consolas" w:eastAsia="Consolas" w:hAnsi="Consolas"/>
+          <w:sz w:val="19"/>
+          <w:szCs w:val="19"/>
+        </w:rPr>
+        <w:t xml:space="preserve">sudo chown -R "$USER":"$USER" /var/lib/casa-mamnon</w:t>
+      </w:r>
+    </w:p>
+    <w:p>
+      <w:pPr>
+        <w:shd w:fill="F1F5F9" w:val="clear"/>
+        <w:spacing w:after="20"/>
+        <w:ind w:left="240"/>
+      </w:pPr>
+      <w:r>
+        <w:rPr>
+          <w:rFonts w:ascii="Consolas" w:cs="Consolas" w:eastAsia="Consolas" w:hAnsi="Consolas"/>
+          <w:sz w:val="19"/>
+          <w:szCs w:val="19"/>
+        </w:rPr>
+        <w:t xml:space="preserve">ls -la /var/lib/casa-mamnon      # lần này phải trống thật</w:t>
       </w:r>
     </w:p>
     <w:p>
@@ -1623,7 +1811,23 @@
         <w:t xml:space="preserve">☐   </w:t>
       </w:r>
       <w:r>
-        <w:t xml:space="preserve">Thư mục /var/lib/casa-mamnon tồn tại và người dùng casa ghi được vào đó</w:t>
+        <w:t xml:space="preserve">Thư mục /var/lib/casa-mamnon thuộc về tài khoản chạy app</w:t>
+      </w:r>
+    </w:p>
+    <w:p>
+      <w:pPr>
+        <w:spacing w:after="60"/>
+        <w:ind w:left="240"/>
+      </w:pPr>
+      <w:r>
+        <w:rPr>
+          <w:b/>
+          <w:bCs/>
+        </w:rPr>
+        <w:t xml:space="preserve">☐   </w:t>
+      </w:r>
+      <w:r>
+        <w:t xml:space="preserve">ls -la cho thấy BÊN TRONG trống — hoặc đã chủ động quyết giữ lần cài cũ</w:t>
       </w:r>
     </w:p>
     <w:p>
@@ -4895,6 +5099,64 @@
                 <w:szCs w:val="20"/>
               </w:rPr>
               <w:t xml:space="preserve">Chưa làm bước 1. Đặt múi giờ rồi khởi động lại dịch vụ.</w:t>
+            </w:r>
+          </w:p>
+        </w:tc>
+      </w:tr>
+      <w:tr>
+        <w:tc>
+          <w:tcPr>
+            <w:tcW w:type="dxa" w:w="3400"/>
+            <w:tcBorders>
+              <w:top w:val="single" w:color="CBD5E1" w:sz="4"/>
+              <w:left w:val="single" w:color="CBD5E1" w:sz="4"/>
+              <w:bottom w:val="single" w:color="CBD5E1" w:sz="4"/>
+              <w:right w:val="single" w:color="CBD5E1" w:sz="4"/>
+            </w:tcBorders>
+            <w:tcMar>
+              <w:top w:type="dxa" w:w="60"/>
+              <w:left w:type="dxa" w:w="100"/>
+              <w:bottom w:type="dxa" w:w="60"/>
+              <w:right w:type="dxa" w:w="100"/>
+            </w:tcMar>
+          </w:tcPr>
+          <w:p>
+            <w:r>
+              <w:rPr>
+                <w:b w:val="false"/>
+                <w:bCs w:val="false"/>
+                <w:sz w:val="20"/>
+                <w:szCs w:val="20"/>
+              </w:rPr>
+              <w:t xml:space="preserve">Đăng nhập thấy dữ liệu lạ / tài khoản mình không tạo</w:t>
+            </w:r>
+          </w:p>
+        </w:tc>
+        <w:tc>
+          <w:tcPr>
+            <w:tcW w:type="dxa" w:w="6238"/>
+            <w:tcBorders>
+              <w:top w:val="single" w:color="CBD5E1" w:sz="4"/>
+              <w:left w:val="single" w:color="CBD5E1" w:sz="4"/>
+              <w:bottom w:val="single" w:color="CBD5E1" w:sz="4"/>
+              <w:right w:val="single" w:color="CBD5E1" w:sz="4"/>
+            </w:tcBorders>
+            <w:tcMar>
+              <w:top w:type="dxa" w:w="60"/>
+              <w:left w:type="dxa" w:w="100"/>
+              <w:bottom w:type="dxa" w:w="60"/>
+              <w:right w:type="dxa" w:w="100"/>
+            </w:tcMar>
+          </w:tcPr>
+          <w:p>
+            <w:r>
+              <w:rPr>
+                <w:b w:val="false"/>
+                <w:bCs w:val="false"/>
+                <w:sz w:val="20"/>
+                <w:szCs w:val="20"/>
+              </w:rPr>
+              <w:t xml:space="preserve">Nhiều khả năng DATA_DIR đang trỏ vào lần cài thử trước. Xem lại bước 3: ls -la /var/lib/casa-mamnon.</w:t>
             </w:r>
           </w:p>
         </w:tc>

--- a/docs/CAI-DAT-VPS.docx
+++ b/docs/CAI-DAT-VPS.docx
@@ -42,7 +42,7 @@
           <w:sz w:val="20"/>
           <w:szCs w:val="20"/>
         </w:rPr>
-        <w:t xml:space="preserve">Sinh tự động từ kho mã — bản mã nguồn 53bc9fc, đợt Đ217, ngày 16/09/2026</w:t>
+        <w:t xml:space="preserve">Sinh tự động từ kho mã — bản mã nguồn e3304e5, đợt Đ218, ngày 16/09/2026</w:t>
       </w:r>
     </w:p>
     <w:p>
@@ -2120,7 +2120,7 @@
           <w:sz w:val="19"/>
           <w:szCs w:val="19"/>
         </w:rPr>
-        <w:t xml:space="preserve"># Phải thấy số đợt khớp với bản anh đang chờ. Bản sinh tài liệu này là đợt Đ217.</w:t>
+        <w:t xml:space="preserve"># Phải thấy số đợt khớp với bản anh đang chờ. Bản sinh tài liệu này là đợt Đ218.</w:t>
       </w:r>
     </w:p>
     <w:p>
@@ -2140,7 +2140,7 @@
         <w:t xml:space="preserve">Lưu ý:  </w:t>
       </w:r>
       <w:r>
-        <w:t xml:space="preserve">Tại thời điểm sinh tài liệu này, nhánh đang làm việc là "claude/code-review-optimization-at4jzk" và đợt mới nhất là Đ217. Hai giá trị đó ĐỔI THEO THỜI GIAN — luôn chạy hai lệnh kiểm ở trên thay vì tin con số in ở đây.</w:t>
+        <w:t xml:space="preserve">Tại thời điểm sinh tài liệu này, nhánh đang làm việc là "claude/code-review-optimization-at4jzk" và đợt mới nhất là Đ218. Hai giá trị đó ĐỔI THEO THỜI GIAN — luôn chạy hai lệnh kiểm ở trên thay vì tin con số in ở đây.</w:t>
       </w:r>
     </w:p>
     <w:p>
@@ -2887,64 +2887,22 @@
         <w:spacing w:after="120"/>
       </w:pPr>
       <w:r>
-        <w:t xml:space="preserve">Xem app có trả lời không:</w:t>
-      </w:r>
-    </w:p>
-    <w:p>
-      <w:pPr>
-        <w:shd w:fill="F1F5F9" w:val="clear"/>
-        <w:spacing w:after="20"/>
-        <w:ind w:left="240"/>
-      </w:pPr>
-      <w:r>
-        <w:rPr>
-          <w:rFonts w:ascii="Consolas" w:cs="Consolas" w:eastAsia="Consolas" w:hAnsi="Consolas"/>
-          <w:sz w:val="19"/>
-          <w:szCs w:val="19"/>
-        </w:rPr>
-        <w:t xml:space="preserve">curl -s localhost:3000/healthz</w:t>
-      </w:r>
-    </w:p>
-    <w:p>
-      <w:pPr>
-        <w:spacing w:after="120"/>
-      </w:pPr>
-      <w:r>
-        <w:rPr>
-          <w:b/>
-          <w:bCs/>
-        </w:rPr>
-        <w:t xml:space="preserve">Khởi động lại HAI LẦN liên tiếp và kiểm cả hai lần đều lên được.</w:t>
-      </w:r>
-    </w:p>
-    <w:p>
-      <w:pPr>
-        <w:shd w:fill="F1F5F9" w:val="clear"/>
-        <w:spacing w:after="20"/>
-        <w:ind w:left="240"/>
-      </w:pPr>
-      <w:r>
-        <w:rPr>
-          <w:rFonts w:ascii="Consolas" w:cs="Consolas" w:eastAsia="Consolas" w:hAnsi="Consolas"/>
-          <w:sz w:val="19"/>
-          <w:szCs w:val="19"/>
-        </w:rPr>
-        <w:t xml:space="preserve">sudo systemctl restart casa-mamnon &amp;&amp; sleep 3 &amp;&amp; systemctl is-active casa-mamnon</w:t>
-      </w:r>
-    </w:p>
-    <w:p>
-      <w:pPr>
-        <w:shd w:fill="F1F5F9" w:val="clear"/>
-        <w:spacing w:after="20"/>
-        <w:ind w:left="240"/>
-      </w:pPr>
-      <w:r>
-        <w:rPr>
-          <w:rFonts w:ascii="Consolas" w:cs="Consolas" w:eastAsia="Consolas" w:hAnsi="Consolas"/>
-          <w:sz w:val="19"/>
-          <w:szCs w:val="19"/>
-        </w:rPr>
-        <w:t xml:space="preserve">sudo systemctl restart casa-mamnon &amp;&amp; sleep 3 &amp;&amp; systemctl is-active casa-mamnon</w:t>
+        <w:t xml:space="preserve">Kiểm thứ systemd ĐANG THẬT SỰ DÙNG, chứ không đọc lại tệp vừa gõ:</w:t>
+      </w:r>
+    </w:p>
+    <w:p>
+      <w:pPr>
+        <w:shd w:fill="F1F5F9" w:val="clear"/>
+        <w:spacing w:after="20"/>
+        <w:ind w:left="240"/>
+      </w:pPr>
+      <w:r>
+        <w:rPr>
+          <w:rFonts w:ascii="Consolas" w:cs="Consolas" w:eastAsia="Consolas" w:hAnsi="Consolas"/>
+          <w:sz w:val="19"/>
+          <w:szCs w:val="19"/>
+        </w:rPr>
+        <w:t xml:space="preserve">systemctl show casa-mamnon -p User -p Environment</w:t>
       </w:r>
     </w:p>
     <w:p>
@@ -2964,6 +2922,91 @@
         <w:t xml:space="preserve">Vì sao:  </w:t>
       </w:r>
       <w:r>
+        <w:t xml:space="preserve">systemd đọc tệp service vào bộ nhớ MỘT LẦN rồi dùng bản trong bộ nhớ ấy. Sửa tệp trên đĩa mà quên `daemon-reload` thì `systemctl restart` vẫn chạy — bằng bản CŨ. `systemctl show` in ra bản đang có hiệu lực, nên nó là chỗ duy nhất trả lời đúng câu "app đang chạy với DATA_DIR nào".</w:t>
+      </w:r>
+    </w:p>
+    <w:p>
+      <w:pPr>
+        <w:spacing w:after="120"/>
+      </w:pPr>
+      <w:r>
+        <w:t xml:space="preserve">Xem app có trả lời không:</w:t>
+      </w:r>
+    </w:p>
+    <w:p>
+      <w:pPr>
+        <w:shd w:fill="F1F5F9" w:val="clear"/>
+        <w:spacing w:after="20"/>
+        <w:ind w:left="240"/>
+      </w:pPr>
+      <w:r>
+        <w:rPr>
+          <w:rFonts w:ascii="Consolas" w:cs="Consolas" w:eastAsia="Consolas" w:hAnsi="Consolas"/>
+          <w:sz w:val="19"/>
+          <w:szCs w:val="19"/>
+        </w:rPr>
+        <w:t xml:space="preserve">curl -s localhost:3000/healthz</w:t>
+      </w:r>
+    </w:p>
+    <w:p>
+      <w:pPr>
+        <w:spacing w:after="120"/>
+      </w:pPr>
+      <w:r>
+        <w:rPr>
+          <w:b/>
+          <w:bCs/>
+        </w:rPr>
+        <w:t xml:space="preserve">Khởi động lại HAI LẦN liên tiếp và kiểm cả hai lần đều lên được.</w:t>
+      </w:r>
+    </w:p>
+    <w:p>
+      <w:pPr>
+        <w:shd w:fill="F1F5F9" w:val="clear"/>
+        <w:spacing w:after="20"/>
+        <w:ind w:left="240"/>
+      </w:pPr>
+      <w:r>
+        <w:rPr>
+          <w:rFonts w:ascii="Consolas" w:cs="Consolas" w:eastAsia="Consolas" w:hAnsi="Consolas"/>
+          <w:sz w:val="19"/>
+          <w:szCs w:val="19"/>
+        </w:rPr>
+        <w:t xml:space="preserve">sudo systemctl restart casa-mamnon &amp;&amp; sleep 3 &amp;&amp; systemctl is-active casa-mamnon</w:t>
+      </w:r>
+    </w:p>
+    <w:p>
+      <w:pPr>
+        <w:shd w:fill="F1F5F9" w:val="clear"/>
+        <w:spacing w:after="20"/>
+        <w:ind w:left="240"/>
+      </w:pPr>
+      <w:r>
+        <w:rPr>
+          <w:rFonts w:ascii="Consolas" w:cs="Consolas" w:eastAsia="Consolas" w:hAnsi="Consolas"/>
+          <w:sz w:val="19"/>
+          <w:szCs w:val="19"/>
+        </w:rPr>
+        <w:t xml:space="preserve">sudo systemctl restart casa-mamnon &amp;&amp; sleep 3 &amp;&amp; systemctl is-active casa-mamnon</w:t>
+      </w:r>
+    </w:p>
+    <w:p>
+      <w:pPr>
+        <w:pBdr>
+          <w:left w:val="single" w:color="166534" w:sz="18"/>
+        </w:pBdr>
+        <w:spacing w:after="140"/>
+        <w:ind w:left="240"/>
+      </w:pPr>
+      <w:r>
+        <w:rPr>
+          <w:b/>
+          <w:bCs/>
+          <w:color w:val="166534"/>
+        </w:rPr>
+        <w:t xml:space="preserve">Vì sao:  </w:t>
+      </w:r>
+      <w:r>
         <w:t xml:space="preserve">Đây là phép thử cho lược đồ dữ liệu. Một câu lệnh tạo bảng viết sai thì LẦN ĐẦU chạy được — vì bảng chưa tồn tại nên câu nào cũng trôi — và lần thứ hai mới chết. Khởi động một lần rồi báo xong là bỏ sót đúng loại lỗi ấy.</w:t>
       </w:r>
     </w:p>
@@ -3744,74 +3787,6 @@
     </w:p>
     <w:p>
       <w:pPr>
-        <w:spacing w:after="120"/>
-      </w:pPr>
-      <w:r>
-        <w:t xml:space="preserve">Đóng cổng app, chỉ để nginx nói chuyện với thế giới:</w:t>
-      </w:r>
-    </w:p>
-    <w:p>
-      <w:pPr>
-        <w:shd w:fill="F1F5F9" w:val="clear"/>
-        <w:spacing w:after="20"/>
-        <w:ind w:left="240"/>
-      </w:pPr>
-      <w:r>
-        <w:rPr>
-          <w:rFonts w:ascii="Consolas" w:cs="Consolas" w:eastAsia="Consolas" w:hAnsi="Consolas"/>
-          <w:sz w:val="19"/>
-          <w:szCs w:val="19"/>
-        </w:rPr>
-        <w:t xml:space="preserve">sudo ufw allow OpenSSH</w:t>
-      </w:r>
-    </w:p>
-    <w:p>
-      <w:pPr>
-        <w:shd w:fill="F1F5F9" w:val="clear"/>
-        <w:spacing w:after="20"/>
-        <w:ind w:left="240"/>
-      </w:pPr>
-      <w:r>
-        <w:rPr>
-          <w:rFonts w:ascii="Consolas" w:cs="Consolas" w:eastAsia="Consolas" w:hAnsi="Consolas"/>
-          <w:sz w:val="19"/>
-          <w:szCs w:val="19"/>
-        </w:rPr>
-        <w:t xml:space="preserve">sudo ufw allow 'Nginx Full'</w:t>
-      </w:r>
-    </w:p>
-    <w:p>
-      <w:pPr>
-        <w:shd w:fill="F1F5F9" w:val="clear"/>
-        <w:spacing w:after="20"/>
-        <w:ind w:left="240"/>
-      </w:pPr>
-      <w:r>
-        <w:rPr>
-          <w:rFonts w:ascii="Consolas" w:cs="Consolas" w:eastAsia="Consolas" w:hAnsi="Consolas"/>
-          <w:sz w:val="19"/>
-          <w:szCs w:val="19"/>
-        </w:rPr>
-        <w:t xml:space="preserve">sudo ufw enable</w:t>
-      </w:r>
-    </w:p>
-    <w:p>
-      <w:pPr>
-        <w:shd w:fill="F1F5F9" w:val="clear"/>
-        <w:spacing w:after="20"/>
-        <w:ind w:left="240"/>
-      </w:pPr>
-      <w:r>
-        <w:rPr>
-          <w:rFonts w:ascii="Consolas" w:cs="Consolas" w:eastAsia="Consolas" w:hAnsi="Consolas"/>
-          <w:sz w:val="19"/>
-          <w:szCs w:val="19"/>
-        </w:rPr>
-        <w:t xml:space="preserve">sudo ufw status</w:t>
-      </w:r>
-    </w:p>
-    <w:p>
-      <w:pPr>
         <w:pStyle w:val="Heading2"/>
         <w:spacing w:after="120" w:before="260"/>
       </w:pPr>
@@ -3819,39 +3794,225 @@
         <w:rPr>
           <w:color w:val="1E3A8A"/>
         </w:rPr>
-        <w:t xml:space="preserve">Bảng kiểm bước 9</w:t>
-      </w:r>
-    </w:p>
-    <w:p>
-      <w:pPr>
-        <w:spacing w:after="60"/>
+        <w:t xml:space="preserve">Bật buộc HTTPS — chỉ SAU KHI ổ khoá đã lên</w:t>
+      </w:r>
+    </w:p>
+    <w:p>
+      <w:pPr>
+        <w:spacing w:after="120"/>
+      </w:pPr>
+      <w:r>
+        <w:t xml:space="preserve">Giờ mới thêm biến này vào tệp service, rồi nạp lại:</w:t>
+      </w:r>
+    </w:p>
+    <w:p>
+      <w:pPr>
+        <w:shd w:fill="F1F5F9" w:val="clear"/>
+        <w:spacing w:after="20"/>
+        <w:ind w:left="240"/>
+      </w:pPr>
+      <w:r>
+        <w:rPr>
+          <w:rFonts w:ascii="Consolas" w:cs="Consolas" w:eastAsia="Consolas" w:hAnsi="Consolas"/>
+          <w:sz w:val="19"/>
+          <w:szCs w:val="19"/>
+        </w:rPr>
+        <w:t xml:space="preserve">sudo sed -i "/Environment=PORT=/a Environment=FORCE_HTTPS=1" \</w:t>
+      </w:r>
+    </w:p>
+    <w:p>
+      <w:pPr>
+        <w:shd w:fill="F1F5F9" w:val="clear"/>
+        <w:spacing w:after="20"/>
+        <w:ind w:left="240"/>
+      </w:pPr>
+      <w:r>
+        <w:rPr>
+          <w:rFonts w:ascii="Consolas" w:cs="Consolas" w:eastAsia="Consolas" w:hAnsi="Consolas"/>
+          <w:sz w:val="19"/>
+          <w:szCs w:val="19"/>
+        </w:rPr>
+        <w:t xml:space="preserve">  /etc/systemd/system/casa-mamnon.service</w:t>
+      </w:r>
+    </w:p>
+    <w:p>
+      <w:pPr>
+        <w:shd w:fill="F1F5F9" w:val="clear"/>
+        <w:spacing w:after="20"/>
+        <w:ind w:left="240"/>
+      </w:pPr>
+      <w:r>
+        <w:rPr>
+          <w:rFonts w:ascii="Consolas" w:cs="Consolas" w:eastAsia="Consolas" w:hAnsi="Consolas"/>
+          <w:sz w:val="19"/>
+          <w:szCs w:val="19"/>
+        </w:rPr>
+        <w:t xml:space="preserve"/>
+      </w:r>
+    </w:p>
+    <w:p>
+      <w:pPr>
+        <w:shd w:fill="F1F5F9" w:val="clear"/>
+        <w:spacing w:after="20"/>
+        <w:ind w:left="240"/>
+      </w:pPr>
+      <w:r>
+        <w:rPr>
+          <w:rFonts w:ascii="Consolas" w:cs="Consolas" w:eastAsia="Consolas" w:hAnsi="Consolas"/>
+          <w:sz w:val="19"/>
+          <w:szCs w:val="19"/>
+        </w:rPr>
+        <w:t xml:space="preserve">sudo systemctl daemon-reload</w:t>
+      </w:r>
+    </w:p>
+    <w:p>
+      <w:pPr>
+        <w:shd w:fill="F1F5F9" w:val="clear"/>
+        <w:spacing w:after="20"/>
+        <w:ind w:left="240"/>
+      </w:pPr>
+      <w:r>
+        <w:rPr>
+          <w:rFonts w:ascii="Consolas" w:cs="Consolas" w:eastAsia="Consolas" w:hAnsi="Consolas"/>
+          <w:sz w:val="19"/>
+          <w:szCs w:val="19"/>
+        </w:rPr>
+        <w:t xml:space="preserve">sudo systemctl restart casa-mamnon</w:t>
+      </w:r>
+    </w:p>
+    <w:p>
+      <w:pPr>
+        <w:shd w:fill="F1F5F9" w:val="clear"/>
+        <w:spacing w:after="20"/>
+        <w:ind w:left="240"/>
+      </w:pPr>
+      <w:r>
+        <w:rPr>
+          <w:rFonts w:ascii="Consolas" w:cs="Consolas" w:eastAsia="Consolas" w:hAnsi="Consolas"/>
+          <w:sz w:val="19"/>
+          <w:szCs w:val="19"/>
+        </w:rPr>
+        <w:t xml:space="preserve">systemctl show casa-mamnon -p Environment   # phải thấy FORCE_HTTPS=1</w:t>
+      </w:r>
+    </w:p>
+    <w:p>
+      <w:pPr>
+        <w:pBdr>
+          <w:left w:val="single" w:color="9F1239" w:sz="18"/>
+        </w:pBdr>
+        <w:spacing w:after="140"/>
         <w:ind w:left="240"/>
       </w:pPr>
       <w:r>
         <w:rPr>
           <w:b/>
           <w:bCs/>
-        </w:rPr>
-        <w:t xml:space="preserve">☐   </w:t>
-      </w:r>
-      <w:r>
-        <w:t xml:space="preserve">Mở https://&lt;tên-miền&gt; trên điện thoại thấy màn đăng nhập, có ổ khoá</w:t>
-      </w:r>
-    </w:p>
-    <w:p>
-      <w:pPr>
-        <w:spacing w:after="60"/>
+          <w:color w:val="9F1239"/>
+        </w:rPr>
+        <w:t xml:space="preserve">Lưu ý:  </w:t>
+      </w:r>
+      <w:r>
+        <w:t xml:space="preserve">ĐỪNG bật FORCE_HTTPS ở bước 7. Lúc ấy chưa có nginx nên phép kiểm `curl localhost:3000/healthz` của chính bước đó sẽ nhận một lệnh chuyển hướng sang https thay vì câu trả lời — và người cài sẽ tưởng app hỏng.</w:t>
+      </w:r>
+    </w:p>
+    <w:p>
+      <w:pPr>
+        <w:pBdr>
+          <w:left w:val="single" w:color="166534" w:sz="18"/>
+        </w:pBdr>
+        <w:spacing w:after="140"/>
         <w:ind w:left="240"/>
       </w:pPr>
       <w:r>
         <w:rPr>
           <w:b/>
           <w:bCs/>
-        </w:rPr>
-        <w:t xml:space="preserve">☐   </w:t>
-      </w:r>
-      <w:r>
-        <w:t xml:space="preserve">Gõ http://&lt;IP&gt;:3000 từ ngoài KHÔNG vào được (tường lửa đã chặn)</w:t>
+          <w:color w:val="166534"/>
+        </w:rPr>
+        <w:t xml:space="preserve">Vì sao:  </w:t>
+      </w:r>
+      <w:r>
+        <w:t xml:space="preserve">Không có biến này thì ai gõ http:// vẫn vào được bằng kết nối không mã hoá, và mật khẩu của cô đi qua mạng dưới dạng chữ thường. App KHÔNG cần khai thêm biến nào cho nginx: `server.js` đã bật `trust proxy` sẵn, nên nó đọc được `X-Forwarded-Proto` mà bước 9 đã khai trong cấu hình nginx ở trên.</w:t>
+      </w:r>
+    </w:p>
+    <w:p>
+      <w:pPr>
+        <w:spacing w:after="120"/>
+      </w:pPr>
+      <w:r>
+        <w:t xml:space="preserve">Đóng cổng app, chỉ để nginx nói chuyện với thế giới:</w:t>
+      </w:r>
+    </w:p>
+    <w:p>
+      <w:pPr>
+        <w:shd w:fill="F1F5F9" w:val="clear"/>
+        <w:spacing w:after="20"/>
+        <w:ind w:left="240"/>
+      </w:pPr>
+      <w:r>
+        <w:rPr>
+          <w:rFonts w:ascii="Consolas" w:cs="Consolas" w:eastAsia="Consolas" w:hAnsi="Consolas"/>
+          <w:sz w:val="19"/>
+          <w:szCs w:val="19"/>
+        </w:rPr>
+        <w:t xml:space="preserve">sudo ufw allow OpenSSH</w:t>
+      </w:r>
+    </w:p>
+    <w:p>
+      <w:pPr>
+        <w:shd w:fill="F1F5F9" w:val="clear"/>
+        <w:spacing w:after="20"/>
+        <w:ind w:left="240"/>
+      </w:pPr>
+      <w:r>
+        <w:rPr>
+          <w:rFonts w:ascii="Consolas" w:cs="Consolas" w:eastAsia="Consolas" w:hAnsi="Consolas"/>
+          <w:sz w:val="19"/>
+          <w:szCs w:val="19"/>
+        </w:rPr>
+        <w:t xml:space="preserve">sudo ufw allow 'Nginx Full'</w:t>
+      </w:r>
+    </w:p>
+    <w:p>
+      <w:pPr>
+        <w:shd w:fill="F1F5F9" w:val="clear"/>
+        <w:spacing w:after="20"/>
+        <w:ind w:left="240"/>
+      </w:pPr>
+      <w:r>
+        <w:rPr>
+          <w:rFonts w:ascii="Consolas" w:cs="Consolas" w:eastAsia="Consolas" w:hAnsi="Consolas"/>
+          <w:sz w:val="19"/>
+          <w:szCs w:val="19"/>
+        </w:rPr>
+        <w:t xml:space="preserve">sudo ufw enable</w:t>
+      </w:r>
+    </w:p>
+    <w:p>
+      <w:pPr>
+        <w:shd w:fill="F1F5F9" w:val="clear"/>
+        <w:spacing w:after="20"/>
+        <w:ind w:left="240"/>
+      </w:pPr>
+      <w:r>
+        <w:rPr>
+          <w:rFonts w:ascii="Consolas" w:cs="Consolas" w:eastAsia="Consolas" w:hAnsi="Consolas"/>
+          <w:sz w:val="19"/>
+          <w:szCs w:val="19"/>
+        </w:rPr>
+        <w:t xml:space="preserve">sudo ufw status</w:t>
+      </w:r>
+    </w:p>
+    <w:p>
+      <w:pPr>
+        <w:pStyle w:val="Heading2"/>
+        <w:spacing w:after="120" w:before="260"/>
+      </w:pPr>
+      <w:r>
+        <w:rPr>
+          <w:color w:val="1E3A8A"/>
+        </w:rPr>
+        <w:t xml:space="preserve">Bảng kiểm bước 9</w:t>
       </w:r>
     </w:p>
     <w:p>
@@ -3867,7 +4028,71 @@
         <w:t xml:space="preserve">☐   </w:t>
       </w:r>
       <w:r>
+        <w:t xml:space="preserve">Mở https://&lt;tên-miền&gt; trên điện thoại thấy màn đăng nhập, có ổ khoá</w:t>
+      </w:r>
+    </w:p>
+    <w:p>
+      <w:pPr>
+        <w:spacing w:after="60"/>
+        <w:ind w:left="240"/>
+      </w:pPr>
+      <w:r>
+        <w:rPr>
+          <w:b/>
+          <w:bCs/>
+        </w:rPr>
+        <w:t xml:space="preserve">☐   </w:t>
+      </w:r>
+      <w:r>
+        <w:t xml:space="preserve">Gõ http://&lt;IP&gt;:3000 từ ngoài KHÔNG vào được (tường lửa đã chặn)</w:t>
+      </w:r>
+    </w:p>
+    <w:p>
+      <w:pPr>
+        <w:spacing w:after="60"/>
+        <w:ind w:left="240"/>
+      </w:pPr>
+      <w:r>
+        <w:rPr>
+          <w:b/>
+          <w:bCs/>
+        </w:rPr>
+        <w:t xml:space="preserve">☐   </w:t>
+      </w:r>
+      <w:r>
         <w:t xml:space="preserve">Cài được app lên màn hình chính điện thoại</w:t>
+      </w:r>
+    </w:p>
+    <w:p>
+      <w:pPr>
+        <w:spacing w:after="60"/>
+        <w:ind w:left="240"/>
+      </w:pPr>
+      <w:r>
+        <w:rPr>
+          <w:b/>
+          <w:bCs/>
+        </w:rPr>
+        <w:t xml:space="preserve">☐   </w:t>
+      </w:r>
+      <w:r>
+        <w:t xml:space="preserve">systemctl show in ra FORCE_HTTPS=1</w:t>
+      </w:r>
+    </w:p>
+    <w:p>
+      <w:pPr>
+        <w:spacing w:after="60"/>
+        <w:ind w:left="240"/>
+      </w:pPr>
+      <w:r>
+        <w:rPr>
+          <w:b/>
+          <w:bCs/>
+        </w:rPr>
+        <w:t xml:space="preserve">☐   </w:t>
+      </w:r>
+      <w:r>
+        <w:t xml:space="preserve">Gõ http://&lt;tên-miền&gt; tự nhảy sang https://</w:t>
       </w:r>
     </w:p>
     <w:p>
@@ -4576,6 +4801,81 @@
           <w:sz w:val="19"/>
           <w:szCs w:val="19"/>
         </w:rPr>
+        <w:t xml:space="preserve">#    Nếu lệnh restart in ra cảnh báo "...changed on disk. Run</w:t>
+      </w:r>
+    </w:p>
+    <w:p>
+      <w:pPr>
+        <w:shd w:fill="F1F5F9" w:val="clear"/>
+        <w:spacing w:after="20"/>
+        <w:ind w:left="240"/>
+      </w:pPr>
+      <w:r>
+        <w:rPr>
+          <w:rFonts w:ascii="Consolas" w:cs="Consolas" w:eastAsia="Consolas" w:hAnsi="Consolas"/>
+          <w:sz w:val="19"/>
+          <w:szCs w:val="19"/>
+        </w:rPr>
+        <w:t xml:space="preserve">#    'systemctl daemon-reload'... thì tệp service đã bị sửa mà systemd</w:t>
+      </w:r>
+    </w:p>
+    <w:p>
+      <w:pPr>
+        <w:shd w:fill="F1F5F9" w:val="clear"/>
+        <w:spacing w:after="20"/>
+        <w:ind w:left="240"/>
+      </w:pPr>
+      <w:r>
+        <w:rPr>
+          <w:rFonts w:ascii="Consolas" w:cs="Consolas" w:eastAsia="Consolas" w:hAnsi="Consolas"/>
+          <w:sz w:val="19"/>
+          <w:szCs w:val="19"/>
+        </w:rPr>
+        <w:t xml:space="preserve">#    chưa đọc lại — app vừa khởi động bằng bản CŨ. Chạy daemon-reload</w:t>
+      </w:r>
+    </w:p>
+    <w:p>
+      <w:pPr>
+        <w:shd w:fill="F1F5F9" w:val="clear"/>
+        <w:spacing w:after="20"/>
+        <w:ind w:left="240"/>
+      </w:pPr>
+      <w:r>
+        <w:rPr>
+          <w:rFonts w:ascii="Consolas" w:cs="Consolas" w:eastAsia="Consolas" w:hAnsi="Consolas"/>
+          <w:sz w:val="19"/>
+          <w:szCs w:val="19"/>
+        </w:rPr>
+        <w:t xml:space="preserve">#    rồi restart lại, đừng bỏ qua cảnh báo đó.</w:t>
+      </w:r>
+    </w:p>
+    <w:p>
+      <w:pPr>
+        <w:shd w:fill="F1F5F9" w:val="clear"/>
+        <w:spacing w:after="20"/>
+        <w:ind w:left="240"/>
+      </w:pPr>
+      <w:r>
+        <w:rPr>
+          <w:rFonts w:ascii="Consolas" w:cs="Consolas" w:eastAsia="Consolas" w:hAnsi="Consolas"/>
+          <w:sz w:val="19"/>
+          <w:szCs w:val="19"/>
+        </w:rPr>
+        <w:t xml:space="preserve">sudo systemctl daemon-reload</w:t>
+      </w:r>
+    </w:p>
+    <w:p>
+      <w:pPr>
+        <w:shd w:fill="F1F5F9" w:val="clear"/>
+        <w:spacing w:after="20"/>
+        <w:ind w:left="240"/>
+      </w:pPr>
+      <w:r>
+        <w:rPr>
+          <w:rFonts w:ascii="Consolas" w:cs="Consolas" w:eastAsia="Consolas" w:hAnsi="Consolas"/>
+          <w:sz w:val="19"/>
+          <w:szCs w:val="19"/>
+        </w:rPr>
         <w:t xml:space="preserve">sudo systemctl restart casa-mamnon &amp;&amp; sleep 3 &amp;&amp; systemctl is-active casa-mamnon</w:t>
       </w:r>
     </w:p>
@@ -5099,6 +5399,180 @@
                 <w:szCs w:val="20"/>
               </w:rPr>
               <w:t xml:space="preserve">Chưa làm bước 1. Đặt múi giờ rồi khởi động lại dịch vụ.</w:t>
+            </w:r>
+          </w:p>
+        </w:tc>
+      </w:tr>
+      <w:tr>
+        <w:tc>
+          <w:tcPr>
+            <w:tcW w:type="dxa" w:w="3400"/>
+            <w:tcBorders>
+              <w:top w:val="single" w:color="CBD5E1" w:sz="4"/>
+              <w:left w:val="single" w:color="CBD5E1" w:sz="4"/>
+              <w:bottom w:val="single" w:color="CBD5E1" w:sz="4"/>
+              <w:right w:val="single" w:color="CBD5E1" w:sz="4"/>
+            </w:tcBorders>
+            <w:tcMar>
+              <w:top w:type="dxa" w:w="60"/>
+              <w:left w:type="dxa" w:w="100"/>
+              <w:bottom w:type="dxa" w:w="60"/>
+              <w:right w:type="dxa" w:w="100"/>
+            </w:tcMar>
+          </w:tcPr>
+          <w:p>
+            <w:r>
+              <w:rPr>
+                <w:b w:val="false"/>
+                <w:bCs w:val="false"/>
+                <w:sz w:val="20"/>
+                <w:szCs w:val="20"/>
+              </w:rPr>
+              <w:t xml:space="preserve">restart báo "unit file ... changed on disk"</w:t>
+            </w:r>
+          </w:p>
+        </w:tc>
+        <w:tc>
+          <w:tcPr>
+            <w:tcW w:type="dxa" w:w="6238"/>
+            <w:tcBorders>
+              <w:top w:val="single" w:color="CBD5E1" w:sz="4"/>
+              <w:left w:val="single" w:color="CBD5E1" w:sz="4"/>
+              <w:bottom w:val="single" w:color="CBD5E1" w:sz="4"/>
+              <w:right w:val="single" w:color="CBD5E1" w:sz="4"/>
+            </w:tcBorders>
+            <w:tcMar>
+              <w:top w:type="dxa" w:w="60"/>
+              <w:left w:type="dxa" w:w="100"/>
+              <w:bottom w:type="dxa" w:w="60"/>
+              <w:right w:type="dxa" w:w="100"/>
+            </w:tcMar>
+          </w:tcPr>
+          <w:p>
+            <w:r>
+              <w:rPr>
+                <w:b w:val="false"/>
+                <w:bCs w:val="false"/>
+                <w:sz w:val="20"/>
+                <w:szCs w:val="20"/>
+              </w:rPr>
+              <w:t xml:space="preserve">Tệp service đã bị sửa mà systemd chưa đọc lại — app vừa khởi động bằng bản CŨ, tức chỗ vừa sửa CHƯA có hiệu lực. Xem lại tệp bằng cat, rồi sudo systemctl daemon-reload và restart lại. Kiểm bằng systemctl show casa-mamnon -p User -p Environment.</w:t>
+            </w:r>
+          </w:p>
+        </w:tc>
+      </w:tr>
+      <w:tr>
+        <w:tc>
+          <w:tcPr>
+            <w:tcW w:type="dxa" w:w="3400"/>
+            <w:tcBorders>
+              <w:top w:val="single" w:color="CBD5E1" w:sz="4"/>
+              <w:left w:val="single" w:color="CBD5E1" w:sz="4"/>
+              <w:bottom w:val="single" w:color="CBD5E1" w:sz="4"/>
+              <w:right w:val="single" w:color="CBD5E1" w:sz="4"/>
+            </w:tcBorders>
+            <w:tcMar>
+              <w:top w:type="dxa" w:w="60"/>
+              <w:left w:type="dxa" w:w="100"/>
+              <w:bottom w:type="dxa" w:w="60"/>
+              <w:right w:type="dxa" w:w="100"/>
+            </w:tcMar>
+          </w:tcPr>
+          <w:p>
+            <w:r>
+              <w:rPr>
+                <w:b w:val="false"/>
+                <w:bCs w:val="false"/>
+                <w:sz w:val="20"/>
+                <w:szCs w:val="20"/>
+              </w:rPr>
+              <w:t xml:space="preserve">Mở app bị chuyển hướng vòng vo không vào được</w:t>
+            </w:r>
+          </w:p>
+        </w:tc>
+        <w:tc>
+          <w:tcPr>
+            <w:tcW w:type="dxa" w:w="6238"/>
+            <w:tcBorders>
+              <w:top w:val="single" w:color="CBD5E1" w:sz="4"/>
+              <w:left w:val="single" w:color="CBD5E1" w:sz="4"/>
+              <w:bottom w:val="single" w:color="CBD5E1" w:sz="4"/>
+              <w:right w:val="single" w:color="CBD5E1" w:sz="4"/>
+            </w:tcBorders>
+            <w:tcMar>
+              <w:top w:type="dxa" w:w="60"/>
+              <w:left w:type="dxa" w:w="100"/>
+              <w:bottom w:type="dxa" w:w="60"/>
+              <w:right w:type="dxa" w:w="100"/>
+            </w:tcMar>
+          </w:tcPr>
+          <w:p>
+            <w:r>
+              <w:rPr>
+                <w:b w:val="false"/>
+                <w:bCs w:val="false"/>
+                <w:sz w:val="20"/>
+                <w:szCs w:val="20"/>
+              </w:rPr>
+              <w:t xml:space="preserve">Nhiều khả năng bật FORCE_HTTPS=1 khi chưa có nginx/HTTPS. Tắt biến đó, daemon-reload, dựng xong bước 9 rồi bật lại.</w:t>
+            </w:r>
+          </w:p>
+        </w:tc>
+      </w:tr>
+      <w:tr>
+        <w:tc>
+          <w:tcPr>
+            <w:tcW w:type="dxa" w:w="3400"/>
+            <w:tcBorders>
+              <w:top w:val="single" w:color="CBD5E1" w:sz="4"/>
+              <w:left w:val="single" w:color="CBD5E1" w:sz="4"/>
+              <w:bottom w:val="single" w:color="CBD5E1" w:sz="4"/>
+              <w:right w:val="single" w:color="CBD5E1" w:sz="4"/>
+            </w:tcBorders>
+            <w:tcMar>
+              <w:top w:type="dxa" w:w="60"/>
+              <w:left w:type="dxa" w:w="100"/>
+              <w:bottom w:type="dxa" w:w="60"/>
+              <w:right w:type="dxa" w:w="100"/>
+            </w:tcMar>
+          </w:tcPr>
+          <w:p>
+            <w:r>
+              <w:rPr>
+                <w:b w:val="false"/>
+                <w:bCs w:val="false"/>
+                <w:sz w:val="20"/>
+                <w:szCs w:val="20"/>
+              </w:rPr>
+              <w:t xml:space="preserve">Đổi DATA_DIR/PORT trong tệp service mà app không đổi theo</w:t>
+            </w:r>
+          </w:p>
+        </w:tc>
+        <w:tc>
+          <w:tcPr>
+            <w:tcW w:type="dxa" w:w="6238"/>
+            <w:tcBorders>
+              <w:top w:val="single" w:color="CBD5E1" w:sz="4"/>
+              <w:left w:val="single" w:color="CBD5E1" w:sz="4"/>
+              <w:bottom w:val="single" w:color="CBD5E1" w:sz="4"/>
+              <w:right w:val="single" w:color="CBD5E1" w:sz="4"/>
+            </w:tcBorders>
+            <w:tcMar>
+              <w:top w:type="dxa" w:w="60"/>
+              <w:left w:type="dxa" w:w="100"/>
+              <w:bottom w:type="dxa" w:w="60"/>
+              <w:right w:type="dxa" w:w="100"/>
+            </w:tcMar>
+          </w:tcPr>
+          <w:p>
+            <w:r>
+              <w:rPr>
+                <w:b w:val="false"/>
+                <w:bCs w:val="false"/>
+                <w:sz w:val="20"/>
+                <w:szCs w:val="20"/>
+              </w:rPr>
+              <w:t xml:space="preserve">Cùng nguyên nhân trên: thiếu daemon-reload. systemctl show in ra giá trị đang thật sự có hiệu lực.</w:t>
             </w:r>
           </w:p>
         </w:tc>

--- a/docs/CAI-DAT-VPS.docx
+++ b/docs/CAI-DAT-VPS.docx
@@ -42,7 +42,7 @@
           <w:sz w:val="20"/>
           <w:szCs w:val="20"/>
         </w:rPr>
-        <w:t xml:space="preserve">Sinh tự động từ kho mã — bản mã nguồn e3304e5, đợt Đ218, ngày 16/09/2026</w:t>
+        <w:t xml:space="preserve">Sinh tự động từ kho mã — bản mã nguồn e2efd2a, đợt Đ219, ngày 16/09/2026</w:t>
       </w:r>
     </w:p>
     <w:p>
@@ -2120,7 +2120,7 @@
           <w:sz w:val="19"/>
           <w:szCs w:val="19"/>
         </w:rPr>
-        <w:t xml:space="preserve"># Phải thấy số đợt khớp với bản anh đang chờ. Bản sinh tài liệu này là đợt Đ218.</w:t>
+        <w:t xml:space="preserve"># Phải thấy số đợt khớp với bản anh đang chờ. Bản sinh tài liệu này là đợt Đ219.</w:t>
       </w:r>
     </w:p>
     <w:p>
@@ -2140,7 +2140,7 @@
         <w:t xml:space="preserve">Lưu ý:  </w:t>
       </w:r>
       <w:r>
-        <w:t xml:space="preserve">Tại thời điểm sinh tài liệu này, nhánh đang làm việc là "claude/code-review-optimization-at4jzk" và đợt mới nhất là Đ218. Hai giá trị đó ĐỔI THEO THỜI GIAN — luôn chạy hai lệnh kiểm ở trên thay vì tin con số in ở đây.</w:t>
+        <w:t xml:space="preserve">Tại thời điểm sinh tài liệu này, nhánh đang làm việc là "claude/code-review-optimization-at4jzk" và đợt mới nhất là Đ219. Hai giá trị đó ĐỔI THEO THỜI GIAN — luôn chạy hai lệnh kiểm ở trên thay vì tin con số in ở đây.</w:t>
       </w:r>
     </w:p>
     <w:p>
@@ -3275,6 +3275,158 @@
     </w:p>
     <w:p>
       <w:pPr>
+        <w:pStyle w:val="Heading2"/>
+        <w:spacing w:after="120" w:before="260"/>
+      </w:pPr>
+      <w:r>
+        <w:rPr>
+          <w:color w:val="1E3A8A"/>
+        </w:rPr>
+        <w:t xml:space="preserve">Hai cái bẫy của cron, cả hai đều hỏng im lặng</w:t>
+      </w:r>
+    </w:p>
+    <w:p>
+      <w:pPr>
+        <w:spacing w:after="120"/>
+      </w:pPr>
+      <w:r>
+        <w:rPr>
+          <w:b/>
+          <w:bCs/>
+        </w:rPr>
+        <w:t xml:space="preserve">1. Dùng /usr/bin/node scripts/backup.js, ĐỪNG dùng npm run backup. </w:t>
+      </w:r>
+      <w:r>
+        <w:t xml:space="preserve">Cron chạy với một PATH rất hẹp, thường không có `npm`. Gõ `npm run backup` vào cron là mỗi đêm nó ghi một dòng "command not found" rồi thôi — app vẫn chạy bình thường, màn hình không có gì lạ, và chỉ tới hôm cần khôi phục mới biết chưa từng có bản sao nào.</w:t>
+      </w:r>
+    </w:p>
+    <w:p>
+      <w:pPr>
+        <w:spacing w:after="120"/>
+      </w:pPr>
+      <w:r>
+        <w:rPr>
+          <w:b/>
+          <w:bCs/>
+        </w:rPr>
+        <w:t xml:space="preserve">2. Máy đã từng chạy app khác thì XEM crontab CŨ trước khi thêm dòng mới. </w:t>
+      </w:r>
+      <w:r>
+        <w:t xml:space="preserve">Dựng app này lên một máy từng chạy app khác là chuyện thường. Dòng cron cũ vẫn còn, vẫn chạy hằng đêm, và vẫn sao lưu THƯ MỤC CỦA APP CŨ. Nhìn từ ngoài thì "lịch sao lưu có chạy" — chỉ là nó sao lưu nhầm chỗ.</w:t>
+      </w:r>
+    </w:p>
+    <w:p>
+      <w:pPr>
+        <w:shd w:fill="F1F5F9" w:val="clear"/>
+        <w:spacing w:after="20"/>
+        <w:ind w:left="240"/>
+      </w:pPr>
+      <w:r>
+        <w:rPr>
+          <w:rFonts w:ascii="Consolas" w:cs="Consolas" w:eastAsia="Consolas" w:hAnsi="Consolas"/>
+          <w:sz w:val="19"/>
+          <w:szCs w:val="19"/>
+        </w:rPr>
+        <w:t xml:space="preserve">crontab -l                       # lịch của tài khoản đang dùng</w:t>
+      </w:r>
+    </w:p>
+    <w:p>
+      <w:pPr>
+        <w:shd w:fill="F1F5F9" w:val="clear"/>
+        <w:spacing w:after="20"/>
+        <w:ind w:left="240"/>
+      </w:pPr>
+      <w:r>
+        <w:rPr>
+          <w:rFonts w:ascii="Consolas" w:cs="Consolas" w:eastAsia="Consolas" w:hAnsi="Consolas"/>
+          <w:sz w:val="19"/>
+          <w:szCs w:val="19"/>
+        </w:rPr>
+        <w:t xml:space="preserve">sudo crontab -l                  # và của root, dễ quên</w:t>
+      </w:r>
+    </w:p>
+    <w:p>
+      <w:pPr>
+        <w:shd w:fill="F1F5F9" w:val="clear"/>
+        <w:spacing w:after="20"/>
+        <w:ind w:left="240"/>
+      </w:pPr>
+      <w:r>
+        <w:rPr>
+          <w:rFonts w:ascii="Consolas" w:cs="Consolas" w:eastAsia="Consolas" w:hAnsi="Consolas"/>
+          <w:sz w:val="19"/>
+          <w:szCs w:val="19"/>
+        </w:rPr>
+        <w:t xml:space="preserve"/>
+      </w:r>
+    </w:p>
+    <w:p>
+      <w:pPr>
+        <w:shd w:fill="F1F5F9" w:val="clear"/>
+        <w:spacing w:after="20"/>
+        <w:ind w:left="240"/>
+      </w:pPr>
+      <w:r>
+        <w:rPr>
+          <w:rFonts w:ascii="Consolas" w:cs="Consolas" w:eastAsia="Consolas" w:hAnsi="Consolas"/>
+          <w:sz w:val="19"/>
+          <w:szCs w:val="19"/>
+        </w:rPr>
+        <w:t xml:space="preserve"># Thấy dòng nào trỏ vào thư mục của app cũ thì SỬA dòng đó,</w:t>
+      </w:r>
+    </w:p>
+    <w:p>
+      <w:pPr>
+        <w:shd w:fill="F1F5F9" w:val="clear"/>
+        <w:spacing w:after="20"/>
+        <w:ind w:left="240"/>
+      </w:pPr>
+      <w:r>
+        <w:rPr>
+          <w:rFonts w:ascii="Consolas" w:cs="Consolas" w:eastAsia="Consolas" w:hAnsi="Consolas"/>
+          <w:sz w:val="19"/>
+          <w:szCs w:val="19"/>
+        </w:rPr>
+        <w:t xml:space="preserve"># đừng thêm dòng mới bên cạnh — hai dòng cùng chạy là hai lần tốn ổ đĩa</w:t>
+      </w:r>
+    </w:p>
+    <w:p>
+      <w:pPr>
+        <w:shd w:fill="F1F5F9" w:val="clear"/>
+        <w:spacing w:after="20"/>
+        <w:ind w:left="240"/>
+      </w:pPr>
+      <w:r>
+        <w:rPr>
+          <w:rFonts w:ascii="Consolas" w:cs="Consolas" w:eastAsia="Consolas" w:hAnsi="Consolas"/>
+          <w:sz w:val="19"/>
+          <w:szCs w:val="19"/>
+        </w:rPr>
+        <w:t xml:space="preserve"># cho một thứ không ai dùng.</w:t>
+      </w:r>
+    </w:p>
+    <w:p>
+      <w:pPr>
+        <w:pBdr>
+          <w:left w:val="single" w:color="9F1239" w:sz="18"/>
+        </w:pBdr>
+        <w:spacing w:after="140"/>
+        <w:ind w:left="240"/>
+      </w:pPr>
+      <w:r>
+        <w:rPr>
+          <w:b/>
+          <w:bCs/>
+          <w:color w:val="9F1239"/>
+        </w:rPr>
+        <w:t xml:space="preserve">Lưu ý:  </w:t>
+      </w:r>
+      <w:r>
+        <w:t xml:space="preserve">Dùng `crontab -e` của tài khoản chạy app, KHÔNG dùng `sudo crontab -e`. Thư mục dữ liệu thuộc tài khoản ấy; chạy sao lưu bằng root sẽ sinh tệp thuộc root ngay trong đó, và lần sau tài khoản thường ghi vào lại báo lỗi quyền.</w:t>
+      </w:r>
+    </w:p>
+    <w:p>
+      <w:pPr>
         <w:spacing w:after="120"/>
       </w:pPr>
       <w:r>
@@ -3356,7 +3508,23 @@
         <w:t xml:space="preserve">☐   </w:t>
       </w:r>
       <w:r>
-        <w:t xml:space="preserve">crontab -l in ra đủ ba dòng</w:t>
+        <w:t xml:space="preserve">crontab -l in ra đủ ba dòng, và KHÔNG còn dòng nào trỏ vào app cũ</w:t>
+      </w:r>
+    </w:p>
+    <w:p>
+      <w:pPr>
+        <w:spacing w:after="60"/>
+        <w:ind w:left="240"/>
+      </w:pPr>
+      <w:r>
+        <w:rPr>
+          <w:b/>
+          <w:bCs/>
+        </w:rPr>
+        <w:t xml:space="preserve">☐   </w:t>
+      </w:r>
+      <w:r>
+        <w:t xml:space="preserve">Sáng hôm sau: backup:list có một bản mang mốc 02:0x — lịch đã chạy thật</w:t>
       </w:r>
     </w:p>
     <w:p>
@@ -5399,6 +5567,64 @@
                 <w:szCs w:val="20"/>
               </w:rPr>
               <w:t xml:space="preserve">Chưa làm bước 1. Đặt múi giờ rồi khởi động lại dịch vụ.</w:t>
+            </w:r>
+          </w:p>
+        </w:tc>
+      </w:tr>
+      <w:tr>
+        <w:tc>
+          <w:tcPr>
+            <w:tcW w:type="dxa" w:w="3400"/>
+            <w:tcBorders>
+              <w:top w:val="single" w:color="CBD5E1" w:sz="4"/>
+              <w:left w:val="single" w:color="CBD5E1" w:sz="4"/>
+              <w:bottom w:val="single" w:color="CBD5E1" w:sz="4"/>
+              <w:right w:val="single" w:color="CBD5E1" w:sz="4"/>
+            </w:tcBorders>
+            <w:tcMar>
+              <w:top w:type="dxa" w:w="60"/>
+              <w:left w:type="dxa" w:w="100"/>
+              <w:bottom w:type="dxa" w:w="60"/>
+              <w:right w:type="dxa" w:w="100"/>
+            </w:tcMar>
+          </w:tcPr>
+          <w:p>
+            <w:r>
+              <w:rPr>
+                <w:b w:val="false"/>
+                <w:bCs w:val="false"/>
+                <w:sz w:val="20"/>
+                <w:szCs w:val="20"/>
+              </w:rPr>
+              <w:t xml:space="preserve">backup:list thấy bản sao cũ nhiều ngày, app vẫn chạy bình thường</w:t>
+            </w:r>
+          </w:p>
+        </w:tc>
+        <w:tc>
+          <w:tcPr>
+            <w:tcW w:type="dxa" w:w="6238"/>
+            <w:tcBorders>
+              <w:top w:val="single" w:color="CBD5E1" w:sz="4"/>
+              <w:left w:val="single" w:color="CBD5E1" w:sz="4"/>
+              <w:bottom w:val="single" w:color="CBD5E1" w:sz="4"/>
+              <w:right w:val="single" w:color="CBD5E1" w:sz="4"/>
+            </w:tcBorders>
+            <w:tcMar>
+              <w:top w:type="dxa" w:w="60"/>
+              <w:left w:type="dxa" w:w="100"/>
+              <w:bottom w:type="dxa" w:w="60"/>
+              <w:right w:type="dxa" w:w="100"/>
+            </w:tcMar>
+          </w:tcPr>
+          <w:p>
+            <w:r>
+              <w:rPr>
+                <w:b w:val="false"/>
+                <w:bCs w:val="false"/>
+                <w:sz w:val="20"/>
+                <w:szCs w:val="20"/>
+              </w:rPr>
+              <w:t xml:space="preserve">Lịch sao lưu chưa đặt, hoặc đang trỏ vào thư mục app cũ, hoặc gọi `npm` mà cron không có npm trong PATH. Xem crontab -l và tail /var/lib/casa-mamnon/backup.log.</w:t>
             </w:r>
           </w:p>
         </w:tc>

--- a/docs/CAI-DAT-VPS.docx
+++ b/docs/CAI-DAT-VPS.docx
@@ -42,7 +42,7 @@
           <w:sz w:val="20"/>
           <w:szCs w:val="20"/>
         </w:rPr>
-        <w:t xml:space="preserve">Sinh tự động từ kho mã — bản mã nguồn e2efd2a, đợt Đ219, ngày 16/09/2026</w:t>
+        <w:t xml:space="preserve">Sinh tự động từ kho mã — bản mã nguồn 697174f, đợt Đ220, ngày 30/09/2026</w:t>
       </w:r>
     </w:p>
     <w:p>
@@ -2120,7 +2120,7 @@
           <w:sz w:val="19"/>
           <w:szCs w:val="19"/>
         </w:rPr>
-        <w:t xml:space="preserve"># Phải thấy số đợt khớp với bản anh đang chờ. Bản sinh tài liệu này là đợt Đ219.</w:t>
+        <w:t xml:space="preserve"># Phải thấy số đợt khớp với bản anh đang chờ. Bản sinh tài liệu này là đợt Đ220.</w:t>
       </w:r>
     </w:p>
     <w:p>
@@ -2140,7 +2140,7 @@
         <w:t xml:space="preserve">Lưu ý:  </w:t>
       </w:r>
       <w:r>
-        <w:t xml:space="preserve">Tại thời điểm sinh tài liệu này, nhánh đang làm việc là "claude/code-review-optimization-at4jzk" và đợt mới nhất là Đ219. Hai giá trị đó ĐỔI THEO THỜI GIAN — luôn chạy hai lệnh kiểm ở trên thay vì tin con số in ở đây.</w:t>
+        <w:t xml:space="preserve">Tại thời điểm sinh tài liệu này, nhánh đang làm việc là "claude/code-review-optimization-at4jzk" và đợt mới nhất là Đ220. Hai giá trị đó ĐỔI THEO THỜI GIAN — luôn chạy hai lệnh kiểm ở trên thay vì tin con số in ở đây.</w:t>
       </w:r>
     </w:p>
     <w:p>

--- a/docs/CAI-DAT-VPS.docx
+++ b/docs/CAI-DAT-VPS.docx
@@ -42,7 +42,7 @@
           <w:sz w:val="20"/>
           <w:szCs w:val="20"/>
         </w:rPr>
-        <w:t xml:space="preserve">Sinh tự động từ kho mã — bản mã nguồn 697174f, đợt Đ220, ngày 30/09/2026</w:t>
+        <w:t xml:space="preserve">Sinh tự động từ kho mã — bản mã nguồn 221b537, đợt Đ233, ngày 07/10/2026</w:t>
       </w:r>
     </w:p>
     <w:p>
@@ -1856,10 +1856,10 @@
           <w:b/>
           <w:bCs/>
         </w:rPr>
-        <w:t xml:space="preserve">ĐỪNG clone nhánh mặc định mà không kiểm trước. </w:t>
-      </w:r>
-      <w:r>
-        <w:t xml:space="preserve">Lời dặn cố định ở chỗ này đã sai hai lần trong lịch sử dự án: bản 28/08 dặn lấy nhánh làm việc, bản 31/08 sửa thành "main nay đã đầy đủ" — đúng hôm ấy và sai lại ngay khi nhánh làm việc dài thêm. Nên ở đây không viết lời dặn, mà viết cách đo.</w:t>
+        <w:t xml:space="preserve">Máy chủ chỉ cài nhánh main. </w:t>
+      </w:r>
+      <w:r>
+        <w:t xml:space="preserve">Từ 07/10/2026 việc làm xong được đưa vào main bằng pull request (lần gần nhất: #2, Đ117 → Đ232b); nhánh làm việc là chỗ đang làm dở, không phải chỗ để cài. Đây là một LUẬT, không phải lời khẳng định "main đã đầy đủ" — lời khẳng định ấy từng sai hai lần khi nhánh làm việc dài thêm. Nên vẫn đo trước khi cài.</w:t>
       </w:r>
     </w:p>
     <w:p>
@@ -1867,22 +1867,52 @@
         <w:spacing w:after="120"/>
       </w:pPr>
       <w:r>
-        <w:t xml:space="preserve">Xem kho có những nhánh nào, và main đang ở đâu:</w:t>
-      </w:r>
-    </w:p>
-    <w:p>
-      <w:pPr>
-        <w:shd w:fill="F1F5F9" w:val="clear"/>
-        <w:spacing w:after="20"/>
-        <w:ind w:left="240"/>
-      </w:pPr>
-      <w:r>
-        <w:rPr>
-          <w:rFonts w:ascii="Consolas" w:cs="Consolas" w:eastAsia="Consolas" w:hAnsi="Consolas"/>
-          <w:sz w:val="19"/>
-          <w:szCs w:val="19"/>
-        </w:rPr>
-        <w:t xml:space="preserve">git ls-remote &lt;đường-dẫn-kho-mã&gt; 'refs/heads/*'</w:t>
+        <w:t xml:space="preserve">Xem main đang ở đợt nào (máy nào cũng được):</w:t>
+      </w:r>
+    </w:p>
+    <w:p>
+      <w:pPr>
+        <w:shd w:fill="F1F5F9" w:val="clear"/>
+        <w:spacing w:after="20"/>
+        <w:ind w:left="240"/>
+      </w:pPr>
+      <w:r>
+        <w:rPr>
+          <w:rFonts w:ascii="Consolas" w:cs="Consolas" w:eastAsia="Consolas" w:hAnsi="Consolas"/>
+          <w:sz w:val="19"/>
+          <w:szCs w:val="19"/>
+        </w:rPr>
+        <w:t xml:space="preserve">git clone &lt;đường-dẫn-kho-mã&gt; /tmp/soi &amp;&amp; tail -1 /tmp/soi/docs/TIEN-DO.md | cut -c1-60</w:t>
+      </w:r>
+    </w:p>
+    <w:p>
+      <w:pPr>
+        <w:shd w:fill="F1F5F9" w:val="clear"/>
+        <w:spacing w:after="20"/>
+        <w:ind w:left="240"/>
+      </w:pPr>
+      <w:r>
+        <w:rPr>
+          <w:rFonts w:ascii="Consolas" w:cs="Consolas" w:eastAsia="Consolas" w:hAnsi="Consolas"/>
+          <w:sz w:val="19"/>
+          <w:szCs w:val="19"/>
+        </w:rPr>
+        <w:t xml:space="preserve"># Thấp hơn đợt anh đang chờ thì việc mới CHƯA vào main: nhờ người phụ trách kho mã</w:t>
+      </w:r>
+    </w:p>
+    <w:p>
+      <w:pPr>
+        <w:shd w:fill="F1F5F9" w:val="clear"/>
+        <w:spacing w:after="20"/>
+        <w:ind w:left="240"/>
+      </w:pPr>
+      <w:r>
+        <w:rPr>
+          <w:rFonts w:ascii="Consolas" w:cs="Consolas" w:eastAsia="Consolas" w:hAnsi="Consolas"/>
+          <w:sz w:val="19"/>
+          <w:szCs w:val="19"/>
+        </w:rPr>
+        <w:t xml:space="preserve"># gộp pull request trước. ĐỪNG cài nhánh làm việc lên máy chủ thật.</w:t>
       </w:r>
     </w:p>
     <w:p>
@@ -2002,7 +2032,7 @@
           <w:sz w:val="19"/>
           <w:szCs w:val="19"/>
         </w:rPr>
-        <w:t xml:space="preserve"># Lấy mã về — thay &lt;nhánh&gt; bằng nhánh đang dùng thật</w:t>
+        <w:t xml:space="preserve"># Lấy mã về từ main (nhánh mặc định).</w:t>
       </w:r>
     </w:p>
     <w:p>
@@ -2047,7 +2077,7 @@
           <w:sz w:val="19"/>
           <w:szCs w:val="19"/>
         </w:rPr>
-        <w:t xml:space="preserve">git clone -b &lt;nhánh&gt; &lt;đường-dẫn-kho-mã&gt; .</w:t>
+        <w:t xml:space="preserve">git clone &lt;đường-dẫn-kho-mã&gt; .</w:t>
       </w:r>
     </w:p>
     <w:p>
@@ -2120,7 +2150,7 @@
           <w:sz w:val="19"/>
           <w:szCs w:val="19"/>
         </w:rPr>
-        <w:t xml:space="preserve"># Phải thấy số đợt khớp với bản anh đang chờ. Bản sinh tài liệu này là đợt Đ220.</w:t>
+        <w:t xml:space="preserve"># Phải thấy số đợt khớp với bản anh đang chờ. Bản sinh tài liệu này là đợt Đ233.</w:t>
       </w:r>
     </w:p>
     <w:p>
@@ -2140,7 +2170,7 @@
         <w:t xml:space="preserve">Lưu ý:  </w:t>
       </w:r>
       <w:r>
-        <w:t xml:space="preserve">Tại thời điểm sinh tài liệu này, nhánh đang làm việc là "claude/code-review-optimization-at4jzk" và đợt mới nhất là Đ220. Hai giá trị đó ĐỔI THEO THỜI GIAN — luôn chạy hai lệnh kiểm ở trên thay vì tin con số in ở đây.</w:t>
+        <w:t xml:space="preserve">Tài liệu này sinh từ mã ở đợt Đ233. Số đợt ĐỔI THEO THỜI GIAN — luôn chạy lệnh kiểm ở trên thay vì tin con số in ở đây.</w:t>
       </w:r>
     </w:p>
     <w:p>
@@ -5124,7 +5154,7 @@
         <w:t xml:space="preserve">Lưu ý:  </w:t>
       </w:r>
       <w:r>
-        <w:t xml:space="preserve">git pull kéo từ đúng nhánh đã clone ở bước 4. Nếu về sau dự án gộp nhánh làm việc vào main thì phải đổi nhánh trên máy chủ, nếu không nó vẫn theo nhánh cũ mãi.</w:t>
+        <w:t xml:space="preserve">git pull kéo từ đúng nhánh đã clone ở bước 4 — với máy cài theo bản này là main. Máy nào cài TRƯỚC 07/10/2026 theo nhánh làm việc thì chuyển sang main MỘT lần (dữ liệu nằm ngoài thư mục mã nên không bị đụng; lúc gộp 07/10 mã hai nhánh trùng nhau): git fetch origin main &amp;&amp; git checkout -B main origin/main. Kiểm nhánh đang đứng bằng git branch --show-current.</w:t>
       </w:r>
     </w:p>
     <w:p>
